--- a/rajasthan-nurse-50/Test_35_Full_Test_Ordered.docx
+++ b/rajasthan-nurse-50/Test_35_Full_Test_Ordered.docx
@@ -34,7 +34,7 @@
     </w:p>
     <w:p>
       <w:r>
-        <w:t>Solution: Pharmacokinetics covers absorption, distribution, metabolism, and excretion (ADME).</w:t>
+        <w:t>Solution: ✅ Correct Answer: A. Pharmacokinetics | 🧠 Clinical Rationale: Pharmacokinetics covers absorption, distribution, metabolism, and excretion (ADME). | ❌ Why Not Others? | B — Pharmacodynamics: Describes drug-receptor interactions and effects. | C — Pharmacognosy: not the appropriate nursing action here | D — Toxicology: not the appropriate nursing action here | ⚠️ Exam Trap: Read the exact question — the correct fact and its look-alike options are easy to interchange. | 💎 PNC Pearl: Pharmacokinetics → covers absorption, distribution, metabolism, and excretion (ADME)</w:t>
       </w:r>
     </w:p>
     <w:p>
@@ -79,7 +79,7 @@
     </w:p>
     <w:p>
       <w:r>
-        <w:t>Solution: Clear communication ensures understanding.</w:t>
+        <w:t>Solution: ✅ Correct Answer: A. Understands | 🧠 Clinical Rationale: Clear communication ensures understanding. | ❌ Why Not Others? | B — Does not know: not the appropriate nursing action here | C — Prefers to avoid: not the appropriate nursing action here | D — Only reads: not the appropriate nursing action here | ⚠️ Exam Trap: Read the exact question — the correct fact and its look-alike options are easy to interchange. | 💎 PNC Pearl: Understands → Clear communication ensures understanding</w:t>
       </w:r>
     </w:p>
     <w:p>
@@ -124,7 +124,7 @@
     </w:p>
     <w:p>
       <w:r>
-        <w:t>Solution: Keep hot food hot and cold food cold.</w:t>
+        <w:t>Solution: ✅ Correct Answer: A. 5-60 C where bacteria multiply | 🧠 Clinical Rationale: Keep hot food hot and cold food cold. | ❌ Why Not Others? | B — Freezing: not the appropriate nursing action here | C — Boiling: Kills pathogens reliably; chlorination and filtration are alternatives. | D — Cooling: Cool by immersion, mist, and hydration; urgent transfer. | ⚠️ Exam Trap: Read the exact question — the correct fact and its look-alike options are easy to interchange. | 💎 PNC Pearl: 5-60 C where bacteria multiply → Keep hot food hot and cold food cold</w:t>
       </w:r>
     </w:p>
     <w:p>
@@ -169,7 +169,7 @@
     </w:p>
     <w:p>
       <w:r>
-        <w:t>Solution: Tapering and infection vigilance are essential.</w:t>
+        <w:t>Solution: ✅ Correct Answer: A. Not stop abruptly and monitor for infections | 🧠 Clinical Rationale: Tapering and infection vigilance are essential. | ❌ Why Not Others? | B — Stop when feeling well: not the appropriate nursing action here | C — Double the dose: not the appropriate nursing action here | D — Take at bedtime: not the appropriate nursing action here | ⚠️ Exam Trap: Read the exact question — the correct fact and its look-alike options are easy to interchange. | 💎 PNC Pearl: Not stop abruptly and monitor for infections → Tapering and infection vigilance are essential</w:t>
       </w:r>
     </w:p>
     <w:p>
@@ -214,7 +214,7 @@
     </w:p>
     <w:p>
       <w:r>
-        <w:t>Solution: eSanjeevani expanded remote consultations, especially in rural areas.</w:t>
+        <w:t>Solution: ✅ Correct Answer: A. Tele-consultation for primary care | 🧠 Clinical Rationale: eSanjeevani expanded remote consultations, especially in rural areas. | ❌ Why Not Others? | B — Surgery: Metformin risks lactic acidosis in renal failure and contrast procedures. | C — Diet: INH depletes B6; supplement to prevent neuropathy. | D — Climate: NMSA promotes sustainable agriculture. | ⚠️ Exam Trap: Read the exact question — the correct fact and its look-alike options are easy to interchange. | 💎 PNC Pearl: Tele-consultation for primary care → eSanjeevani expanded remote consultations, especially in rural areas</w:t>
       </w:r>
     </w:p>
     <w:p>
@@ -259,7 +259,7 @@
     </w:p>
     <w:p>
       <w:r>
-        <w:t>Solution: Family involvement improves adherence and outcomes.</w:t>
+        <w:t>Solution: ✅ Correct Answer: A. Addressing family patterns in adolescent and mood disorders | 🧠 Clinical Rationale: Family involvement improves adherence and outcomes. | ❌ Why Not Others? | B — Individual treatment only: not the appropriate nursing action here | C — Diet: INH depletes B6; supplement to prevent neuropathy. | D — Exercise: Calcium, vitamin D, and fall prevention maintain bone health. | ⚠️ Exam Trap: Read the exact question — the correct fact and its look-alike options are easy to interchange. | 💎 PNC Pearl: Addressing family patterns in adolescent and mood disorders → Family involvement improves adherence and outcomes</w:t>
       </w:r>
     </w:p>
     <w:p>
@@ -304,7 +304,7 @@
     </w:p>
     <w:p>
       <w:r>
-        <w:t>Solution: Explanation obtains cooperation and consent.</w:t>
+        <w:t>Solution: ✅ Correct Answer: A. Before performing it | 🧠 Clinical Rationale: Explanation obtains cooperation and consent. | ❌ Why Not Others? | B — After it is done: not the appropriate nursing action here | C — Never: Crushing SR/ER tablets causes dose dumping. | D — Only if asked: not the appropriate nursing action here | ⚠️ Exam Trap: Read the exact question — the correct fact and its look-alike options are easy to interchange. | 💎 PNC Pearl: Before performing it → Explanation obtains cooperation and consent</w:t>
       </w:r>
     </w:p>
     <w:p>
@@ -349,7 +349,7 @@
     </w:p>
     <w:p>
       <w:r>
-        <w:t>Solution: Heart-healthy diet cuts LDL and inflammation.</w:t>
+        <w:t>Solution: ✅ Correct Answer: A. Low saturated fat with omega-3s and fibre | 🧠 Clinical Rationale: Heart-healthy diet cuts LDL and inflammation. | ❌ Why Not Others? | B — High cholesterol foods: not the appropriate nursing action here | C — High trans fats: not the appropriate nursing action here | D — High salt: not the appropriate nursing action here | ⚠️ Exam Trap: Read the exact question — the correct fact and its look-alike options are easy to interchange. | 💎 PNC Pearl: Low saturated fat with omega-3s and fibre → Heart-healthy diet cuts LDL and inflammation</w:t>
       </w:r>
     </w:p>
     <w:p>
@@ -394,7 +394,7 @@
     </w:p>
     <w:p>
       <w:r>
-        <w:t>Solution: Intradialytic hypotension from rapid fluid removal is the most common complication.</w:t>
+        <w:t>Solution: ✅ Correct Answer: A. Hypotension | 🧠 Clinical Rationale: Intradialytic hypotension from rapid fluid removal is the most common complication. | ❌ Why Not Others? | B — Hypertension: Chronic hypertension causes most spontaneous intracerebral bleeds. | C — Hyperkalaemia: Spironolactone raises potassium; avoid with ACE inhibitors and potassium supplements. | D — Hypoglycaemia: Insulin secretagogues cause hypoglycaemia, especially with missed meals or renal impairment. | ⚠️ Exam Trap: Read the exact question — the correct fact and its look-alike options are easy to interchange. | 💎 PNC Pearl: Hypotension → Intradialytic from rapid fluid removal is the most common complication</w:t>
       </w:r>
     </w:p>
     <w:p>
@@ -439,7 +439,7 @@
     </w:p>
     <w:p>
       <w:r>
-        <w:t>Solution: Pradhan Mantri Jan Aushadhi provides generics at low cost.</w:t>
+        <w:t>Solution: ✅ Correct Answer: A. Affordable generic medicines | 🧠 Clinical Rationale: Pradhan Mantri Jan Aushadhi provides generics at low cost. | ❌ Why Not Others? | B — Branded drugs: not the appropriate nursing action here | C — Diet: INH depletes B6; supplement to prevent neuropathy. | D — Climate: NMSA promotes sustainable agriculture. | ⚠️ Exam Trap: Read the exact question — the correct fact and its look-alike options are easy to interchange. | 💎 PNC Pearl: Affordable generic medicines → Pradhan Mantri Jan Aushadhi provides generics at low cost</w:t>
       </w:r>
     </w:p>
     <w:p>
@@ -484,7 +484,7 @@
     </w:p>
     <w:p>
       <w:r>
-        <w:t>Solution: Rods detect low light; cones detect colour.</w:t>
+        <w:t>Solution: ✅ Correct Answer: A. Vision in dim light | 🧠 Clinical Rationale: Rods detect low light; cones detect colour. | ❌ Why Not Others? | B — Colour vision: The fovea is packed with cones. | C — Depth perception only: not the appropriate nursing action here | D — Tears: Rifampicin causes harmless orange-red discolouration of body fluids. | ⚠️ Exam Trap: Read the exact question — the correct fact and its look-alike options are easy to interchange. | 💎 PNC Pearl: Vision in dim light → Rods detect low light; cones detect colour</w:t>
       </w:r>
     </w:p>
     <w:p>
@@ -529,7 +529,7 @@
     </w:p>
     <w:p>
       <w:r>
-        <w:t>Solution: GLP ensures laboratory research quality.</w:t>
+        <w:t>Solution: ✅ Correct Answer: A. Good Laboratory Practice | 🧠 Clinical Rationale: GLP ensures laboratory research quality. | ❌ Why Not Others? | B — General Laboratory Protocol: not the appropriate nursing action here | C — Good Learning Practice: not the appropriate nursing action here | D — Global Laboratory Procedure: not the appropriate nursing action here | ⚠️ Exam Trap: Don’t confuse "Good Laboratory Practice" with "Good Learning Practice" — they look alike and are easy to interchange. | 💎 PNC Pearl: Good Laboratory Practice → GLP ensures laboratory research quality</w:t>
       </w:r>
     </w:p>
     <w:p>
@@ -574,7 +574,7 @@
     </w:p>
     <w:p>
       <w:r>
-        <w:t>Solution: Each nephron filters blood and forms urine.</w:t>
+        <w:t>Solution: ✅ Correct Answer: A. Nephron | 🧠 Clinical Rationale: Each nephron filters blood and forms urine. | ❌ Why Not Others? | B — Ureter: Ureters carry urine by peristalsis. — the unit of a different quantity | C — Bladder: Keeping the bag below the bladder prevents reflux of urine. — the unit of a different quantity | D — Calyx: the unit of a different quantity | ⚠️ Exam Trap: Match each unit to its exact quantity — units of related quantities are the classic trap. | 💎 PNC Pearl: Nephron → Each filters blood and forms urine</w:t>
       </w:r>
     </w:p>
     <w:p>
@@ -619,7 +619,7 @@
     </w:p>
     <w:p>
       <w:r>
-        <w:t>Solution: Regular communication improves teamwork and morale.</w:t>
+        <w:t>Solution: ✅ Correct Answer: A. Communicate, plan, and solve problems | 🧠 Clinical Rationale: Regular communication improves teamwork and morale. | ❌ Why Not Others? | B — Blame staff: not the appropriate nursing action here | C — Extend shifts: not the appropriate nursing action here | D — Cancel breaks: not the appropriate nursing action here | ⚠️ Exam Trap: Read the exact question — the correct fact and its look-alike options are easy to interchange. | 💎 PNC Pearl: Communicate, plan, and solve problems → Regular communication improves teamwork and morale</w:t>
       </w:r>
     </w:p>
     <w:p>
@@ -664,7 +664,7 @@
     </w:p>
     <w:p>
       <w:r>
-        <w:t>Solution: Wrap hot packs and limit temperature to prevent burns.</w:t>
+        <w:t>Solution: ✅ Correct Answer: A. About 40-45°C and wrapped | 🧠 Clinical Rationale: Wrap hot packs and limit temperature to prevent burns. | ❌ Why Not Others? | B — Boiling water: not the appropriate nursing action here | C — Ice water: not the appropriate nursing action here | D — Room temperature: Opened vials are stable at room temperature for 28–30 days. | ⚠️ Exam Trap: Read the exact question — the correct fact and its look-alike options are easy to interchange. | 💎 PNC Pearl: About 40-45°C and wrapped → Wrap hot packs and limit temperature to prevent burns</w:t>
       </w:r>
     </w:p>
     <w:p>
@@ -709,7 +709,7 @@
     </w:p>
     <w:p>
       <w:r>
-        <w:t>Solution: Monitor vision on ethambutol.</w:t>
+        <w:t>Solution: ✅ Correct Answer: A. Optic neuritis (visual disturbance) | 🧠 Clinical Rationale: Monitor vision on ethambutol. | ❌ Why Not Others? | B — Deafness: The deafness programme was integrated under the blindness control programme (NPPB). | C — Nephritis: not the appropriate nursing action here | D — Arthritis: IBD is associated with arthritis, erythema nodosum, uveitis, and sclerosing cholangitis. | ⚠️ Exam Trap: Read the exact question — the correct fact and its look-alike options are easy to interchange. | 💎 PNC Pearl: Optic neuritis (visual disturbance) → Monitor vision on ethambutol</w:t>
       </w:r>
     </w:p>
     <w:p>
@@ -754,7 +754,7 @@
     </w:p>
     <w:p>
       <w:r>
-        <w:t>Solution: A motor unit is one neuron plus its innervated fibres.</w:t>
+        <w:t>Solution: ✅ Correct Answer: A. A motor neuron and all the muscle fibres it innervates | 🧠 Clinical Rationale: A motor unit is one neuron plus its innervated fibres. | ❌ Why Not Others? | B — One muscle: not the appropriate nursing action here | C — One nerve: not the appropriate nursing action here | D — One tendon: not the appropriate nursing action here | ⚠️ Exam Trap: Read the exact question — the correct fact and its look-alike options are easy to interchange. | 💎 PNC Pearl: A motor neuron and all the muscle fibres it innervates → A motor unit is one neuron plus its innervated fibres</w:t>
       </w:r>
     </w:p>
     <w:p>
@@ -799,7 +799,7 @@
     </w:p>
     <w:p>
       <w:r>
-        <w:t>Solution: Nitrates with PDE5 inhibitors cause dangerous hypotension.</w:t>
+        <w:t>Solution: ✅ Correct Answer: A. The combination is dangerous (severe hypotension) | 🧠 Clinical Rationale: Nitrates with PDE5 inhibitors cause dangerous hypotension. | ❌ Why Not Others? | B — It is safe: not the appropriate nursing action here | C — It is required: not the appropriate nursing action here | D — It improves effect: not the appropriate nursing action here | ⚠️ Exam Trap: Read the exact question — the correct fact and its look-alike options are easy to interchange. | 💎 PNC Pearl: The combination is dangerous (severe hypotension) → Nitrates with PDE5 inhibitors cause dangerous hypotension</w:t>
       </w:r>
     </w:p>
     <w:p>
@@ -844,7 +844,7 @@
     </w:p>
     <w:p>
       <w:r>
-        <w:t>Solution: Validate symptoms and avoid repeated investigations.</w:t>
+        <w:t>Solution: ✅ Correct Answer: A. Somatization with psychological factors | 🧠 Clinical Rationale: Validate symptoms and avoid repeated investigations. | ❌ Why Not Others? | B — Imagination only: not the appropriate nursing action here | C — Diet: INH depletes B6; supplement to prevent neuropathy. | D — Exercise: Calcium, vitamin D, and fall prevention maintain bone health. | ⚠️ Exam Trap: Read the exact question — the correct fact and its look-alike options are easy to interchange. | 💎 PNC Pearl: Somatization with psychological factors → Validate symptoms and avoid repeated investigations</w:t>
       </w:r>
     </w:p>
     <w:p>
@@ -889,7 +889,7 @@
     </w:p>
     <w:p>
       <w:r>
-        <w:t>Solution: Hydroceles usually resolve by 1 year; persistent ones may need surgery.</w:t>
+        <w:t>Solution: ✅ Correct Answer: A. Patent processus vaginalis with fluid | 🧠 Clinical Rationale: Hydroceles usually resolve by 1 year; persistent ones may need surgery. | ❌ Why Not Others? | B — Tumour: TLS, hypercalcaemia, and spinal cord compression are emergencies. | C — Trauma: Birth trauma, episiotomy pain, and epidurals impair bladder sensation; monitor voiding closely. | D — Infection: Loss of immunoglobulins predisposes to peritonitis and cellulitis; also watch thrombosis. | ⚠️ Exam Trap: Read the exact question — the correct fact and its look-alike options are easy to interchange. | 💎 PNC Pearl: Patent processus vaginalis with fluid → Hydroceles usually resolve by 1 year; persistent ones may need surgery</w:t>
       </w:r>
     </w:p>
     <w:p>
@@ -934,7 +934,7 @@
     </w:p>
     <w:p>
       <w:r>
-        <w:t>Solution: 100 × 20 ÷ 60 = 33.3 ≈ 33 gtt/min.</w:t>
+        <w:t>Solution: ✅ Correct Answer: A. 33 gtt/min | 🧠 Clinical Rationale: 100 × 20 ÷ 60 = 33.3 ≈ 33 gtt/min. | ❌ Why Not Others? | B — 20 gtt/min: not the appropriate nursing action here | C — 50 gtt/min: not the appropriate nursing action here | D — 10 gtt/min: not the appropriate nursing action here | ⚠️ Exam Trap: Don’t confuse "33 gtt/min" with "20 gtt/min" — they look alike and are easy to interchange. | 💎 PNC Pearl: 33 gtt/min → 100 × 20 ÷ 60 = 33.3 ≈</w:t>
       </w:r>
     </w:p>
     <w:p>
@@ -979,7 +979,7 @@
     </w:p>
     <w:p>
       <w:r>
-        <w:t>Solution: HSV-1 causes sporadic encephalitis with temporal lobe predilection.</w:t>
+        <w:t>Solution: ✅ Correct Answer: A. Herpes simplex virus | 🧠 Clinical Rationale: HSV-1 causes sporadic encephalitis with temporal lobe predilection. | ❌ Why Not Others? | B — Measles: UIP achieved polio eradication and reduced measles deaths. | C — Rubella: And genetic syndromes cause congenital cataract; early surgery prevents amblyopia. | D — Influenza: Droplet precautions use surgical masks and spatial separation. | ⚠️ Exam Trap: Read the exact question — the correct fact and its look-alike options are easy to interchange. | 💎 PNC Pearl: Herpes simplex virus → HSV-1 causes sporadic encephalitis with temporal lobe predilection</w:t>
       </w:r>
     </w:p>
     <w:p>
@@ -1024,7 +1024,7 @@
     </w:p>
     <w:p>
       <w:r>
-        <w:t>Solution: Post-infectious bronchiectasis dominates in developing countries.</w:t>
+        <w:t>Solution: ✅ Correct Answer: A. Recurrent severe infections (measles, pertussis, TB) | 🧠 Clinical Rationale: Post-infectious bronchiectasis dominates in developing countries. | ❌ Why Not Others? | B — Smoking only: not the appropriate nursing action here | C — Cystic fibrosis only: not the appropriate nursing action here | D — Asthma: Non-selective beta-blockade constricts airways; they are avoided in asthma. | ⚠️ Exam Trap: Read the exact question — the correct fact and its look-alike options are easy to interchange. | 💎 PNC Pearl: Recurrent severe infections (measles, pertussis, TB) → Post-infectious bronchiectasis dominates in developing countries</w:t>
       </w:r>
     </w:p>
     <w:p>
@@ -1069,7 +1069,7 @@
     </w:p>
     <w:p>
       <w:r>
-        <w:t>Solution: Minimal change disease is the commonest cause of childhood nephrotic syndrome, steroid-responsive.</w:t>
+        <w:t>Solution: ✅ Correct Answer: A. Minimal change disease | 🧠 Clinical Rationale: Minimal change disease is the commonest cause of childhood nephrotic syndrome, steroid-responsive. | ❌ Why Not Others? | B — IgA nephropathy: not the appropriate nursing action here | C — Diabetic nephropathy: Diabetes is the leading cause of ESRD in India. | D — Alport syndrome: not the appropriate nursing action here | ⚠️ Exam Trap: Read the exact question — the correct fact and its look-alike options are easy to interchange. | 💎 PNC Pearl: Minimal change disease → the commonest cause of childhood nephrotic syndrome, steroid-responsive</w:t>
       </w:r>
     </w:p>
     <w:p>
@@ -1114,7 +1114,7 @@
     </w:p>
     <w:p>
       <w:r>
-        <w:t>Solution: NK cells kill infected cells without prior exposure.</w:t>
+        <w:t>Solution: ✅ Correct Answer: A. Innate immunity | 🧠 Clinical Rationale: NK cells kill infected cells without prior exposure. | ❌ Why Not Others? | B — Only adaptive immunity: not the appropriate nursing action here | C — The clotting system: not the appropriate nursing action here | D — The endocrine system: not the appropriate nursing action here | ⚠️ Exam Trap: Read the exact question — the correct fact and its look-alike options are easy to interchange. | 💎 PNC Pearl: Innate immunity → NK cells kill infected cells without prior exposure</w:t>
       </w:r>
     </w:p>
     <w:p>
@@ -1159,7 +1159,7 @@
     </w:p>
     <w:p>
       <w:r>
-        <w:t>Solution: Hegar's sign is softening of the uterine isthmus, palpable about 6–8 weeks.</w:t>
+        <w:t>Solution: ✅ Correct Answer: A. Softening of the lower uterine segment (isthmus) | 🧠 Clinical Rationale: Hegar's sign is softening of the uterine isthmus, palpable about 6–8 weeks. | ❌ Why Not Others? | B — Bluish vagina: not the appropriate nursing action here | C — Breast changes: not the appropriate nursing action here | D — Foetal movements felt by the examiner: not the appropriate nursing action here | ⚠️ Exam Trap: Read the exact question — the correct fact and its look-alike options are easy to interchange. | 💎 PNC Pearl: Softening of the lower uterine segment (isthmus) → Hegar's sign is softening of the uterine isthmus, palpable about 6–8 weeks</w:t>
       </w:r>
     </w:p>
     <w:p>
@@ -1204,7 +1204,7 @@
     </w:p>
     <w:p>
       <w:r>
-        <w:t>Solution: Constitutional delay of growth and puberty is common; reassure and monitor.</w:t>
+        <w:t>Solution: ✅ Correct Answer: A. Constitutional delay | 🧠 Clinical Rationale: Constitutional delay of growth and puberty is common; reassure and monitor. | ❌ Why Not Others? | B — Klinefelter always: not the appropriate nursing action here | C — Diet: INH depletes B6; supplement to prevent neuropathy. | D — Exercise: Calcium, vitamin D, and fall prevention maintain bone health. | ⚠️ Exam Trap: Read the exact question — the correct fact and its look-alike options are easy to interchange. | 💎 PNC Pearl: Constitutional delay → of growth and puberty is common; reassure and monitor</w:t>
       </w:r>
     </w:p>
     <w:p>
@@ -1249,7 +1249,7 @@
     </w:p>
     <w:p>
       <w:r>
-        <w:t>Solution: Near-miss reviews reveal gaps in timely, quality care.</w:t>
+        <w:t>Solution: ✅ Correct Answer: A. Learning from survivors to prevent deaths | 🧠 Clinical Rationale: Near-miss reviews reveal gaps in timely, quality care. | ❌ Why Not Others? | B — Punishment: not the appropriate nursing action here | C — Diet: INH depletes B6; supplement to prevent neuropathy. | D — Exercise: Calcium, vitamin D, and fall prevention maintain bone health. | ⚠️ Exam Trap: Read the exact question — the correct fact and its look-alike options are easy to interchange. | 💎 PNC Pearl: Learning from survivors to prevent deaths → Near-miss reviews reveal gaps in timely, quality care</w:t>
       </w:r>
     </w:p>
     <w:p>
@@ -1294,7 +1294,7 @@
     </w:p>
     <w:p>
       <w:r>
-        <w:t>Solution: Use person-first language to reduce stigma.</w:t>
+        <w:t>Solution: ✅ Correct Answer: A. Person-first, strengths-based language | 🧠 Clinical Rationale: Use person-first language to reduce stigma. | ❌ Why Not Others? | B — Labels: not the appropriate nursing action here | C — Diet: INH depletes B6; supplement to prevent neuropathy. | D — Exercise: Calcium, vitamin D, and fall prevention maintain bone health. | ⚠️ Exam Trap: Read the exact question — the correct fact and its look-alike options are easy to interchange. | 💎 PNC Pearl: Person-first, strengths-based language → Use person-first language to reduce stigma</w:t>
       </w:r>
     </w:p>
     <w:p>
@@ -1339,7 +1339,7 @@
     </w:p>
     <w:p>
       <w:r>
-        <w:t>Solution: Haemangiomas grow in the first year then regress; treat complications (ulceration, airway).</w:t>
+        <w:t>Solution: ✅ Correct Answer: A. Infantile haemangioma proliferation | 🧠 Clinical Rationale: Haemangiomas grow in the first year then regress; treat complications (ulceration, airway). | ❌ Why Not Others? | B — Trauma: Birth trauma, episiotomy pain, and epidurals impair bladder sensation; monitor voiding closely. | C — Infection: Loss of immunoglobulins predisposes to peritonitis and cellulitis; also watch thrombosis. | D — Diet: INH depletes B6; supplement to prevent neuropathy. | ⚠️ Exam Trap: Read the exact question — the correct fact and its look-alike options are easy to interchange. | 💎 PNC Pearl: Infantile haemangioma proliferation → Haemangiomas grow in the first year then regress; treat complications (ulceration, airway)</w:t>
       </w:r>
     </w:p>
     <w:p>
@@ -1384,7 +1384,7 @@
     </w:p>
     <w:p>
       <w:r>
-        <w:t>Solution: Cast complications include compartment syndrome.</w:t>
+        <w:t>Solution: ✅ Correct Answer: A. Swelling, pain, and circulation beyond the cast | 🧠 Clinical Rationale: Cast complications include compartment syndrome. | ❌ Why Not Others? | B — Only appetite: not the appropriate nursing action here | C — Only sleep: not the appropriate nursing action here | D — Nothing: Never induce vomiting after hydrocarbon ingestion — aspiration pneumonia risk; obtain urgent care. | ⚠️ Exam Trap: Read the exact question — the correct fact and its look-alike options are easy to interchange. | 💎 PNC Pearl: Swelling, pain, and circulation beyond the cast → Cast complications include compartment syndrome</w:t>
       </w:r>
     </w:p>
     <w:p>
@@ -1429,7 +1429,7 @@
     </w:p>
     <w:p>
       <w:r>
-        <w:t>Solution: Septic arthritis is an emergency; joint aspiration is key.</w:t>
+        <w:t>Solution: ✅ Correct Answer: A. Reactive arthritis and septic arthritis | 🧠 Clinical Rationale: Septic arthritis is an emergency; joint aspiration is key. | ❌ Why Not Others? | B — Rheumatoid always: not the appropriate nursing action here | C — Diet: INH depletes B6; supplement to prevent neuropathy. | D — Exercise: Calcium, vitamin D, and fall prevention maintain bone health. | ⚠️ Exam Trap: Read the exact question — the correct fact and its look-alike options are easy to interchange. | 💎 PNC Pearl: Reactive arthritis and septic arthritis → Septic arthritis is an emergency; joint aspiration is key</w:t>
       </w:r>
     </w:p>
     <w:p>
@@ -1474,7 +1474,7 @@
     </w:p>
     <w:p>
       <w:r>
-        <w:t>Solution: Legionella grows in water systems causing severe pneumonia.</w:t>
+        <w:t>Solution: ✅ Correct Answer: A. Legionella pneumophila | 🧠 Clinical Rationale: Legionella grows in water systems causing severe pneumonia. | ❌ Why Not Others? | B — Pneumococcus: not the appropriate nursing action here | C — Mycoplasma: Causes dry cough, fever, and patchy infiltrates; macrolides treat it. | D — Klebsiella: Late-onset sepsis (after 72 hours) is often nosocomial; hand hygiene prevents it. | ⚠️ Exam Trap: Read the exact question — the correct fact and its look-alike options are easy to interchange. | 💎 PNC Pearl: Legionella pneumophila → Legionella grows in water systems causing severe pneumonia</w:t>
       </w:r>
     </w:p>
     <w:p>
@@ -1519,7 +1519,7 @@
     </w:p>
     <w:p>
       <w:r>
-        <w:t>Solution: Prompt reporting prevents deterioration.</w:t>
+        <w:t>Solution: ✅ Correct Answer: A. Immediately to the physician | 🧠 Clinical Rationale: Prompt reporting prevents deterioration. | ❌ Why Not Others? | B — At the end of the shift: not the appropriate nursing action here | C — Next day: not the appropriate nursing action here | D — Never: Crushing SR/ER tablets causes dose dumping. | ⚠️ Exam Trap: Read the exact question — the correct fact and its look-alike options are easy to interchange. | 💎 PNC Pearl: Immediately to the physician → Prompt reporting prevents deterioration</w:t>
       </w:r>
     </w:p>
     <w:p>
@@ -1564,7 +1564,7 @@
     </w:p>
     <w:p>
       <w:r>
-        <w:t>Solution: The CMO oversees medical services.</w:t>
+        <w:t>Solution: ✅ Correct Answer: A. Chief Medical Officer | 🧠 Clinical Rationale: The CMO oversees medical services. | ❌ Why Not Others? | B — Community Medical Officer: not the appropriate nursing action here | C — Clinical Medical Officer: not the appropriate nursing action here | D — Central Medical Officer: not the appropriate nursing action here | ⚠️ Exam Trap: Don’t confuse "Chief Medical Officer" with "Community Medical Officer" — they look alike and are easy to interchange. | 💎 PNC Pearl: Chief Medical Officer → The CMO oversees medical services</w:t>
       </w:r>
     </w:p>
     <w:p>
@@ -1609,7 +1609,7 @@
     </w:p>
     <w:p>
       <w:r>
-        <w:t>Solution: Check blood glucose and urine; water deprivation test for DI.</w:t>
+        <w:t>Solution: ✅ Correct Answer: A. Diabetes mellitus or insipidus | 🧠 Clinical Rationale: Check blood glucose and urine; water deprivation test for DI. | ❌ Why Not Others? | B — Excess drinking always: not the appropriate nursing action here | C — Diet: INH depletes B6; supplement to prevent neuropathy. | D — Exercise: Calcium, vitamin D, and fall prevention maintain bone health. | ⚠️ Exam Trap: Read the exact question — the correct fact and its look-alike options are easy to interchange. | 💎 PNC Pearl: Diabetes mellitus or insipidus → Check blood glucose and urine; water deprivation test for DI</w:t>
       </w:r>
     </w:p>
     <w:p>
@@ -1654,7 +1654,7 @@
     </w:p>
     <w:p>
       <w:r>
-        <w:t>Solution: Glue sniffing causes euphoria then depression and organ damage.</w:t>
+        <w:t>Solution: ✅ Correct Answer: A. Solvent intoxication with neurological damage | 🧠 Clinical Rationale: Glue sniffing causes euphoria then depression and organ damage. | ❌ Why Not Others? | B — Diet: INH depletes B6; supplement to prevent neuropathy. | C — Exercise: Calcium, vitamin D, and fall prevention maintain bone health. | D — Vaccination: Absence of a scar does not mean no protection; check vaccination records. | ⚠️ Exam Trap: Read the exact question — the correct fact and its look-alike options are easy to interchange. | 💎 PNC Pearl: Solvent intoxication with neurological damage → Glue sniffing causes euphoria then depression and organ damage</w:t>
       </w:r>
     </w:p>
     <w:p>
@@ -1699,7 +1699,7 @@
     </w:p>
     <w:p>
       <w:r>
-        <w:t>Solution: Complement lyses microbes and boosts inflammation.</w:t>
+        <w:t>Solution: ✅ Correct Answer: A. Enhance immune responses and destroy pathogens | 🧠 Clinical Rationale: Complement lyses microbes and boosts inflammation. | ❌ Why Not Others? | B — Clot blood only: not the appropriate nursing action here | C — Digest food: not the appropriate nursing action here | D — Filter urine: not the appropriate nursing action here | ⚠️ Exam Trap: Read the exact question — the correct fact and its look-alike options are easy to interchange. | 💎 PNC Pearl: Enhance immune responses and destroy pathogens → Complement lyses microbes and boosts inflammation</w:t>
       </w:r>
     </w:p>
     <w:p>
@@ -1744,7 +1744,7 @@
     </w:p>
     <w:p>
       <w:r>
-        <w:t>Solution: The population is the full set; the sample is drawn from it.</w:t>
+        <w:t>Solution: ✅ Correct Answer: A. The entire group of interest to the researcher | 🧠 Clinical Rationale: The population is the full set; the sample is drawn from it. | ❌ Why Not Others? | B — The sample only: not the appropriate nursing action here | C — The hospital: The superintendent plans, organizes, and evaluates hospital nursing services. | D — The data set: not the appropriate nursing action here | ⚠️ Exam Trap: Read the exact question — the correct fact and its look-alike options are easy to interchange. | 💎 PNC Pearl: The population is the full set; the sample is drawn from it.</w:t>
       </w:r>
     </w:p>
     <w:p>
@@ -1789,7 +1789,7 @@
     </w:p>
     <w:p>
       <w:r>
-        <w:t>Solution: The zygomatic (malar) bone forms the cheek prominence.</w:t>
+        <w:t>Solution: ✅ Correct Answer: A. Zygomatic bone | 🧠 Clinical Rationale: The zygomatic (malar) bone forms the cheek prominence. | ❌ Why Not Others? | B — Maxilla: not the appropriate nursing action here | C — Nasal bone: not the appropriate nursing action here | D — Lacrimal bone: not the appropriate nursing action here | ⚠️ Exam Trap: Read the exact question — the correct fact and its look-alike options are easy to interchange. | 💎 PNC Pearl: Zygomatic bone → The zygomatic (malar) bone forms the cheek prominence</w:t>
       </w:r>
     </w:p>
     <w:p>
@@ -1834,7 +1834,7 @@
     </w:p>
     <w:p>
       <w:r>
-        <w:t>Solution: Proteins yield 4 kcal/g; alcohol yields 7 kcal/g.</w:t>
+        <w:t>Solution: ✅ Correct Answer: A. 4 kcal per gram | 🧠 Clinical Rationale: Proteins yield 4 kcal/g; alcohol yields 7 kcal/g. | ❌ Why Not Others? | B — 9 kcal per gram: Fat is the most energy-dense nutrient at 9 kcal/g. | C — 7 kcal per gram: not the appropriate nursing action here | D — 2 kcal per gram: not the appropriate nursing action here | ⚠️ Exam Trap: Don’t confuse "4 kcal per gram" with "9 kcal per gram" — they look alike and are easy to interchange. | 💎 PNC Pearl: 4 kcal per gram → Proteins yield 4 kcal/g; alcohol yields 7 kcal/g</w:t>
       </w:r>
     </w:p>
     <w:p>
@@ -1879,7 +1879,7 @@
     </w:p>
     <w:p>
       <w:r>
-        <w:t>Solution: WHO defines mental health positively - not merely the absence of disease.</w:t>
+        <w:t>Solution: ✅ Correct Answer: A. A state of well-being in which the individual realizes abilities, copes with normal stress, works productively, and contributes to the community | 🧠 Clinical Rationale: WHO defines mental health positively - not merely the absence of disease. | ❌ Why Not Others? | B — Absence of mental illness: not the appropriate nursing action here | C — High intelligence: not the appropriate nursing action here | D — Absence of stress: not the appropriate nursing action here | ⚠️ Exam Trap: Read the exact question — the correct fact and its look-alike options are easy to interchange. | 💎 PNC Pearl: A state of well-being in which the individual realizes abilities, copes with normal stress, works productively, and contributes to the community → WHO defines mental health positively - not merely the absence of disease</w:t>
       </w:r>
     </w:p>
     <w:p>
@@ -1924,7 +1924,7 @@
     </w:p>
     <w:p>
       <w:r>
-        <w:t>Solution: Severe unremitting pain with stretch is the earliest reliable sign.</w:t>
+        <w:t>Solution: ✅ Correct Answer: A. Pain out of proportion that worsens with passive stretch | 🧠 Clinical Rationale: Severe unremitting pain with stretch is the earliest reliable sign. | ❌ Why Not Others? | B — Gradual pain relief: not the appropriate nursing action here | C — Warm pink limb: not the appropriate nursing action here | D — Increased pulses: not the appropriate nursing action here | ⚠️ Exam Trap: Read the exact question — the correct fact and its look-alike options are easy to interchange. | 💎 PNC Pearl: Pain out of proportion that worsens with passive stretch → Severe unremitting pain with stretch is the earliest reliable sign</w:t>
       </w:r>
     </w:p>
     <w:p>
@@ -1969,7 +1969,7 @@
     </w:p>
     <w:p>
       <w:r>
-        <w:t>Solution: GI symptoms (anorexia, nausea) are the earliest digoxin toxicity signs; visual halos and arrhythmias follow.</w:t>
+        <w:t>Solution: ✅ Correct Answer: A. Anorexia, nausea, and vomiting | 🧠 Clinical Rationale: GI symptoms (anorexia, nausea) are the earliest digoxin toxicity signs; visual halos and arrhythmias follow. | ❌ Why Not Others? | B — Diarrhoea: Cholinergic side effects (nausea, vomiting, bradycardia) are common with cholinesterase inhibitors. | C — Tachycardia: Tachycardia = 100 beats per minute | D — Weight gain: Low metabolism causes cold intolerance, weight gain, and bradycardia. | ⚠️ Exam Trap: Read the exact question — the correct fact and its look-alike options are easy to interchange. | 💎 PNC Pearl: Anorexia, nausea, and vomiting → GI symptoms (anorexia, nausea) are the earliest digoxin toxicity signs; visual halos and arrhythmias follow</w:t>
       </w:r>
     </w:p>
     <w:p>
@@ -2014,7 +2014,7 @@
     </w:p>
     <w:p>
       <w:r>
-        <w:t>Solution: Clear policies and supervision reduce malpractice.</w:t>
+        <w:t>Solution: ✅ Correct Answer: A. Copying in examinations | 🧠 Clinical Rationale: Clear policies and supervision reduce malpractice. | ❌ Why Not Others? | B — Attending lectures: not the appropriate nursing action here | C — Asking questions: not the appropriate nursing action here | D — Group study: not the appropriate nursing action here | ⚠️ Exam Trap: Read the exact question — the correct fact and its look-alike options are easy to interchange. | 💎 PNC Pearl: Copying in examinations → Clear policies and supervision reduce malpractice</w:t>
       </w:r>
     </w:p>
     <w:p>
@@ -2059,7 +2059,7 @@
     </w:p>
     <w:p>
       <w:r>
-        <w:t>Solution: Replace sugary drinks with water.</w:t>
+        <w:t>Solution: ✅ Correct Answer: A. Empty calories and obesity/diabetes | 🧠 Clinical Rationale: Replace sugary drinks with water. | ❌ Why Not Others? | B — Hydration: Vaso-occlusive crisis: fluids, oxygen, opioids, and transfusion; avoid cold and dehydration. | C — Taste: not the appropriate nursing action here | D — Cost: Free services and outreach improve access. | ⚠️ Exam Trap: Read the exact question — the correct fact and its look-alike options are easy to interchange. | 💎 PNC Pearl: Empty calories and obesity/diabetes → Replace sugary drinks with water</w:t>
       </w:r>
     </w:p>
     <w:p>
@@ -2104,7 +2104,7 @@
     </w:p>
     <w:p>
       <w:r>
-        <w:t>Solution: Open-ended questions ('Tell me more...') invite exploration; closed questions limit responses.</w:t>
+        <w:t>Solution: ✅ Correct Answer: A. Open-ended questioning | 🧠 Clinical Rationale: Open-ended questions ('Tell me more...') invite exploration; closed questions limit responses. | ❌ Why Not Others? | B — Closed questioning: not the appropriate nursing action here | C — Interrupting: not the appropriate nursing action here | D — Silence: not the appropriate nursing action here | ⚠️ Exam Trap: Read the exact question — the correct fact and its look-alike options are easy to interchange. | 💎 PNC Pearl: Open-ended questioning → Open-ended questions ('Tell me more...') invite exploration; closed questions limit responses</w:t>
       </w:r>
     </w:p>
     <w:p>
@@ -2149,7 +2149,7 @@
     </w:p>
     <w:p>
       <w:r>
-        <w:t>Solution: Anopheles transmits Plasmodium; indoor residual spraying and LLINs prevent it.</w:t>
+        <w:t>Solution: ✅ Correct Answer: A. Anopheles mosquito | 🧠 Clinical Rationale: Anopheles transmits Plasmodium; indoor residual spraying and LLINs prevent it. | ❌ Why Not Others? | B — Aedes mosquito: not the appropriate nursing action here | C — Culex mosquito: Culex breeds in rice fields; JE vaccination and pig management help. | D — Sandfly: Visceral leishmaniasis causes prolonged fever, splenomegaly, and anaemia; treat with miltefosine/amphotericin. | ⚠️ Exam Trap: Read the exact question — the correct fact and its look-alike options are easy to interchange. | 💎 PNC Pearl: Anopheles transmits Plasmodium; indoor residual spraying and LLINs prevent it.</w:t>
       </w:r>
     </w:p>
     <w:p>
@@ -2194,7 +2194,7 @@
     </w:p>
     <w:p>
       <w:r>
-        <w:t>Solution: Mania is a distinct episode of elevated mood, grandiosity, and reduced sleep.</w:t>
+        <w:t>Solution: ✅ Correct Answer: A. Multifactorial with genetic predisposition | 🧠 Clinical Rationale: Mania is a distinct episode of elevated mood, grandiosity, and reduced sleep. | ❌ Why Not Others? | B — Single stressor always: not the appropriate nursing action here | C — Diet: INH depletes B6; supplement to prevent neuropathy. | D — Exercise: Calcium, vitamin D, and fall prevention maintain bone health. | ⚠️ Exam Trap: Read the exact question — the correct fact and its look-alike options are easy to interchange. | 💎 PNC Pearl: Multifactorial with genetic predisposition → Mania is a distinct episode of elevated mood, grandiosity, and reduced sleep</w:t>
       </w:r>
     </w:p>
     <w:p>
@@ -2239,7 +2239,7 @@
     </w:p>
     <w:p>
       <w:r>
-        <w:t>Solution: PEFR tracks airway obstruction; personal best zones guide therapy.</w:t>
+        <w:t>Solution: ✅ Correct Answer: A. Monitor asthma control and detect worsening | 🧠 Clinical Rationale: PEFR tracks airway obstruction; personal best zones guide therapy. | ❌ Why Not Others? | B — Measure lung volume only: not the appropriate nursing action here | C — Test oxygen saturation: not the appropriate nursing action here | D — Diagnose TB: not the appropriate nursing action here | ⚠️ Exam Trap: Read the exact question — the correct fact and its look-alike options are easy to interchange. | 💎 PNC Pearl: Monitor asthma control and detect worsening → PEFR tracks airway obstruction; personal best zones guide therapy</w:t>
       </w:r>
     </w:p>
     <w:p>
@@ -2284,7 +2284,7 @@
     </w:p>
     <w:p>
       <w:r>
-        <w:t>Solution: Monitor neurology during DKA treatment; avoid rapid fluid shifts.</w:t>
+        <w:t>Solution: ✅ Correct Answer: A. Cerebral oedema | 🧠 Clinical Rationale: Monitor neurology during DKA treatment; avoid rapid fluid shifts. | ❌ Why Not Others? | B — Dehydration alone: not the appropriate nursing action here | C — Diet: INH depletes B6; supplement to prevent neuropathy. | D — Exercise: Calcium, vitamin D, and fall prevention maintain bone health. | ⚠️ Exam Trap: Read the exact question — the correct fact and its look-alike options are easy to interchange. | 💎 PNC Pearl: Cerebral oedema → Monitor neurology during DKA treatment; avoid rapid fluid shifts</w:t>
       </w:r>
     </w:p>
     <w:p>
@@ -2329,7 +2329,7 @@
     </w:p>
     <w:p>
       <w:r>
-        <w:t>Solution: Keloids overgrow beyond the original wound.</w:t>
+        <w:t>Solution: ✅ Correct Answer: A. Excessive scar formation beyond the wound | 🧠 Clinical Rationale: Keloids overgrow beyond the original wound. | ❌ Why Not Others? | B — A normal scar: not the appropriate nursing action here | C — An infection: not the appropriate nursing action here | D — A bruise: not the appropriate nursing action here | ⚠️ Exam Trap: Read the exact question — the correct fact and its look-alike options are easy to interchange. | 💎 PNC Pearl: Excessive scar formation beyond the wound → Keloids overgrow beyond the original wound</w:t>
       </w:r>
     </w:p>
     <w:p>
@@ -2374,7 +2374,7 @@
     </w:p>
     <w:p>
       <w:r>
-        <w:t>Solution: Primary nursing ensures accountability and continuity.</w:t>
+        <w:t>Solution: ✅ Correct Answer: A. The total care of assigned patients across shifts | 🧠 Clinical Rationale: Primary nursing ensures accountability and continuity. | ❌ Why Not Others? | B — Only medications: not the appropriate nursing action here | C — Only one task: not the appropriate nursing action here | D — No patients: not the appropriate nursing action here | ⚠️ Exam Trap: Read the exact question — the correct fact and its look-alike options are easy to interchange. | 💎 PNC Pearl: The total care of assigned patients across shifts → Primary nursing ensures accountability and continuity</w:t>
       </w:r>
     </w:p>
     <w:p>
@@ -2419,7 +2419,7 @@
     </w:p>
     <w:p>
       <w:r>
-        <w:t>Solution: Rationalization excuses behaviour with 'good' reasons.</w:t>
+        <w:t>Solution: ✅ Correct Answer: A. Rationalization | 🧠 Clinical Rationale: Rationalization excuses behaviour with 'good' reasons. | ❌ Why Not Others? | B — Intellectualization: not the appropriate nursing action here | C — Sublimation: Converts aggression into sport or work. | D — Reaction formation: not the appropriate nursing action here | ⚠️ Exam Trap: Read the exact question — the correct fact and its look-alike options are easy to interchange. | 💎 PNC Pearl: Rationalization → excuses behaviour with 'good' reasons</w:t>
       </w:r>
     </w:p>
     <w:p>
@@ -2464,7 +2464,7 @@
     </w:p>
     <w:p>
       <w:r>
-        <w:t>Solution: Tight junctions restrict what enters the brain.</w:t>
+        <w:t>Solution: ✅ Correct Answer: A. Tight junctions of brain capillary endothelial cells | 🧠 Clinical Rationale: Tight junctions restrict what enters the brain. | ❌ Why Not Others? | B — Meninges: Dura, arachnoid, and pia mater form the meninges. | C — CSF: CO2 levels and pH drive respiratory drive. | D — Skull: Skull = Sphenoid bone | ⚠️ Exam Trap: Read the exact question — the correct fact and its look-alike options are easy to interchange. | 💎 PNC Pearl: Tight junctions of brain capillary endothelial cells → Tight junctions restrict what enters the brain</w:t>
       </w:r>
     </w:p>
     <w:p>
@@ -2509,7 +2509,7 @@
     </w:p>
     <w:p>
       <w:r>
-        <w:t>Solution: The apex of the heart lies at the 5th ICS, left MCL.</w:t>
+        <w:t>Solution: ✅ Correct Answer: A. 5th intercostal space, left midclavicular line | 🧠 Clinical Rationale: The apex of the heart lies at the 5th ICS, left MCL. | ❌ Why Not Others? | B — 2nd intercostal space, right sternal border: not the appropriate nursing action here | C — 7th intercostal space: not the appropriate nursing action here | D — Mid-axillary line: not the appropriate nursing action here | ⚠️ Exam Trap: Don’t confuse "5th intercostal space, left midclavicular line" with "7th intercostal space" — they look alike and are easy to interchange. | 💎 PNC Pearl: 5th intercostal space, left midclavicular line → The apex of the heart lies at the 5th ICS, left MCL</w:t>
       </w:r>
     </w:p>
     <w:p>
@@ -2554,7 +2554,7 @@
     </w:p>
     <w:p>
       <w:r>
-        <w:t>Solution: Rinsing prevents oral candidiasis.</w:t>
+        <w:t>Solution: ✅ Correct Answer: A. Rinse the mouth after each use | 🧠 Clinical Rationale: Rinsing prevents oral candidiasis. | ❌ Why Not Others? | B — Use it for rescue: not the appropriate nursing action here | C — Chew the inhaler: not the appropriate nursing action here | D — Skip doses: DOACs need adherence; INR is not used for dabigatran. | ⚠️ Exam Trap: Read the exact question — the correct fact and its look-alike options are easy to interchange. | 💎 PNC Pearl: Rinse the mouth after each use → Rinsing prevents oral candidiasis</w:t>
       </w:r>
     </w:p>
     <w:p>
@@ -2599,7 +2599,7 @@
     </w:p>
     <w:p>
       <w:r>
-        <w:t>Solution: Vomiting can signal increased ICP.</w:t>
+        <w:t>Solution: ✅ Correct Answer: A. Raised intracranial pressure | 🧠 Clinical Rationale: Vomiting can signal increased ICP. | ❌ Why Not Others? | B — Normal recovery: not the appropriate nursing action here | C — Food poisoning: not the appropriate nursing action here | D — Allergy: Screening prevents anaphylaxis; also send cultures before starting therapy. | ⚠️ Exam Trap: Read the exact question — the correct fact and its look-alike options are easy to interchange. | 💎 PNC Pearl: Raised intracranial pressure → Vomiting can signal increased ICP</w:t>
       </w:r>
     </w:p>
     <w:p>
@@ -2644,7 +2644,7 @@
     </w:p>
     <w:p>
       <w:r>
-        <w:t>Solution: Honest reporting supports patient safety.</w:t>
+        <w:t>Solution: ✅ Correct Answer: A. Immediately, honestly, and document it | 🧠 Clinical Rationale: Honest reporting supports patient safety. | ❌ Why Not Others? | B — Never: Crushing SR/ER tablets causes dose dumping. | C — Next month: not the appropriate nursing action here | D — Only if serious: not the appropriate nursing action here | ⚠️ Exam Trap: Read the exact question — the correct fact and its look-alike options are easy to interchange. | 💎 PNC Pearl: Immediately, honestly, and document it → Honest reporting supports patient safety</w:t>
       </w:r>
     </w:p>
     <w:p>
@@ -2689,7 +2689,7 @@
     </w:p>
     <w:p>
       <w:r>
-        <w:t>Solution: Vitamin D deficiency rickets causes bowing, swelling at wrists, and delayed milestones.</w:t>
+        <w:t>Solution: ✅ Correct Answer: A. Vitamin D deficiency | 🧠 Clinical Rationale: Vitamin D deficiency rickets causes bowing, swelling at wrists, and delayed milestones. | ❌ Why Not Others? | B — Calcium excess: not the appropriate nursing action here | C — Renal disease always: not the appropriate nursing action here | D — Diet: INH depletes B6; supplement to prevent neuropathy. | ⚠️ Exam Trap: Read the exact question — the correct fact and its look-alike options are easy to interchange. | 💎 PNC Pearl: Vitamin D deficiency → rickets causes bowing, swelling at wrists, and delayed milestones</w:t>
       </w:r>
     </w:p>
     <w:p>
@@ -2734,7 +2734,7 @@
     </w:p>
     <w:p>
       <w:r>
-        <w:t>Solution: GCS ≤8: protective reflexes impaired; intubation is usually indicated.</w:t>
+        <w:t>Solution: ✅ Correct Answer: A. 8 or less | 🧠 Clinical Rationale: GCS ≤8: protective reflexes impaired; intubation is usually indicated. | ❌ Why Not Others? | B — 15: not the appropriate nursing action here | C — 12: There are 12 schedules. | D — 5: not the appropriate nursing action here | ⚠️ Exam Trap: Read the exact question — the correct fact and its look-alike options are easy to interchange. | 💎 PNC Pearl: 8 or less → GCS ≤8: protective reflexes impaired; intubation is usually indicated</w:t>
       </w:r>
     </w:p>
     <w:p>
@@ -2779,7 +2779,7 @@
     </w:p>
     <w:p>
       <w:r>
-        <w:t>Solution: Welfare programmes (pensions, ICDS, insurance) provide social protection.</w:t>
+        <w:t>Solution: ✅ Correct Answer: A. Organized services promoting wellbeing of vulnerable groups | 🧠 Clinical Rationale: Welfare programmes (pensions, ICDS, insurance) provide social protection. | ❌ Why Not Others? | B — Charity only: not the appropriate nursing action here | C — Taxes: not the appropriate nursing action here | D — Insurance: PMFBY insures crops against natural risks. | ⚠️ Exam Trap: Read the exact question — the correct fact and its look-alike options are easy to interchange. | 💎 PNC Pearl: Organized services promoting wellbeing of vulnerable groups → Welfare programmes (pensions, ICDS, insurance) provide social protection</w:t>
       </w:r>
     </w:p>
     <w:p>
@@ -2824,7 +2824,7 @@
     </w:p>
     <w:p>
       <w:r>
-        <w:t>Solution: Rolling over typically occurs at 4-5 months, followed by sitting with support.</w:t>
+        <w:t>Solution: ✅ Correct Answer: A. 4-5 months | 🧠 Clinical Rationale: Rolling over typically occurs at 4-5 months, followed by sitting with support. | ❌ Why Not Others? | B — 1 month: Acute stress disorder becomes PTSD if symptoms persist beyond 4 weeks. | C — 8 months: The lower central incisors erupt first at about 6-8 months; 20 deciduous teeth by 2.5-3 years. | D — 12 months: MR vaccine at 9–12 months with a second dose at 16–24 months. | ⚠️ Exam Trap: Read the exact question — the correct fact and its look-alike options are easy to interchange. | 💎 PNC Pearl: 4-5 months → Rolling over typically occurs at , followed by sitting with support</w:t>
       </w:r>
     </w:p>
     <w:p>
@@ -2869,7 +2869,7 @@
     </w:p>
     <w:p>
       <w:r>
-        <w:t>Solution: Bleeding precautions protect the patient.</w:t>
+        <w:t>Solution: ✅ Correct Answer: A. Use a soft toothbrush and avoid injury | 🧠 Clinical Rationale: Bleeding precautions protect the patient. | ❌ Why Not Others? | B — Use a hard toothbrush: not the appropriate nursing action here | C — Play contact sports: not the appropriate nursing action here | D — Take aspirin: not the appropriate nursing action here | ⚠️ Exam Trap: Don’t confuse "Use a soft toothbrush and avoid injury" with "Use a hard toothbrush" — they look alike and are easy to interchange. | 💎 PNC Pearl: Use a soft toothbrush and avoid injury → Bleeding precautions protect the patient</w:t>
       </w:r>
     </w:p>
     <w:p>
@@ -2914,7 +2914,7 @@
     </w:p>
     <w:p>
       <w:r>
-        <w:t>Solution: Remove the OPA once the gag reflex returns.</w:t>
+        <w:t>Solution: ✅ Correct Answer: A. Gags or regains consciousness | 🧠 Clinical Rationale: Remove the OPA once the gag reflex returns. | ❌ Why Not Others? | B — Sleeps: not the appropriate nursing action here | C — Coughs slightly: not the appropriate nursing action here | D — Opens the eyes: not the appropriate nursing action here | ⚠️ Exam Trap: Read the exact question — the correct fact and its look-alike options are easy to interchange. | 💎 PNC Pearl: Gags or regains consciousness → Remove the OPA once the gag reflex returns</w:t>
       </w:r>
     </w:p>
     <w:p>
@@ -2959,7 +2959,7 @@
     </w:p>
     <w:p>
       <w:r>
-        <w:t>Solution: Muscle pain with raised CK suggests rhabdomyolysis; report and stop the drug.</w:t>
+        <w:t>Solution: ✅ Correct Answer: A. Myopathy and rhabdomyolysis | 🧠 Clinical Rationale: Muscle pain with raised CK suggests rhabdomyolysis; report and stop the drug. | ❌ Why Not Others? | B — Hyperkalaemia: Spironolactone raises potassium; avoid with ACE inhibitors and potassium supplements. — not the correct first action | C — Bradycardia: Bradycardia = 60 beats per minute — not the correct first action | D — Diarrhoea: Cholinergic side effects (nausea, vomiting, bradycardia) are common with cholinesterase inhibitors. — not the correct first action | ⚠️ Exam Trap: Read the exact question — the correct fact and its look-alike options are easy to interchange. | 💎 PNC Pearl: Myopathy and rhabdomyolysis → Muscle pain with raised CK suggests rhabdomyolysis; report and stop the drug</w:t>
       </w:r>
     </w:p>
     <w:p>
@@ -3004,7 +3004,7 @@
     </w:p>
     <w:p>
       <w:r>
-        <w:t>Solution: PTH and calcitonin balance blood calcium.</w:t>
+        <w:t>Solution: ✅ Correct Answer: A. Parathyroid hormone | 🧠 Clinical Rationale: PTH and calcitonin balance blood calcium. | ❌ Why Not Others? | B — Thyroxine: Thyroid hormones control metabolism. | C — Insulin: Beta cells secrete insulin; alpha cells glucagon. | D — Aldosterone: Acts on the DCT for Na+/K+ exchange. | ⚠️ Exam Trap: Read the exact question — the correct fact and its look-alike options are easy to interchange. | 💎 PNC Pearl: Parathyroid hormone → PTH and calcitonin balance blood calcium</w:t>
       </w:r>
     </w:p>
     <w:p>
@@ -3049,7 +3049,7 @@
     </w:p>
     <w:p>
       <w:r>
-        <w:t>Solution: Steroids raise blood glucose.</w:t>
+        <w:t>Solution: ✅ Correct Answer: A. Corticosteroids | 🧠 Clinical Rationale: Steroids raise blood glucose. | ❌ Why Not Others? | B — Antacids: Chelate fluoroquinolones, reducing absorption. | C — Laxatives: Heat and laxatives can cause perforation; analgesia after surgical evaluation. | D — Vitamins: Fortified salt, wheat, rice, and oil address hidden hunger. | ⚠️ Exam Trap: Read the exact question — the correct fact and its look-alike options are easy to interchange. | 💎 PNC Pearl: Corticosteroids → Steroids raise blood glucose</w:t>
       </w:r>
     </w:p>
     <w:p>
@@ -3094,7 +3094,7 @@
     </w:p>
     <w:p>
       <w:r>
-        <w:t>Solution: Spores (e.g., Bacillus, Clostridium) resist heat and chemicals.</w:t>
+        <w:t>Solution: ✅ Correct Answer: A. Bacterial spore | 🧠 Clinical Rationale: Spores (e.g., Bacillus, Clostridium) resist heat and chemicals. | ❌ Why Not Others? | B — Vegetative bacterium: not the appropriate nursing action here | C — Virus: Chikungunya causes fever and severe joint pain; treat symptomatically. | D — Fungus: not the appropriate nursing action here | ⚠️ Exam Trap: Read the exact question — the correct fact and its look-alike options are easy to interchange. | 💎 PNC Pearl: Bacterial spore → Spores (e.g., Bacillus, Clostridium) resist heat and chemicals</w:t>
       </w:r>
     </w:p>
     <w:p>
@@ -3139,7 +3139,7 @@
     </w:p>
     <w:p>
       <w:r>
-        <w:t>Solution: Each fallopian tube is roughly 10-12 cm long, extending from the uterine cornu to the ovary.</w:t>
+        <w:t>Solution: ✅ Correct Answer: A. 10-12 cm | 🧠 Clinical Rationale: Each fallopian tube is roughly 10-12 cm long, extending from the uterine cornu to the ovary. | ❌ Why Not Others? | B — 2 cm: not the appropriate nursing action here | C — 25 cm: not the appropriate nursing action here | D — 5 cm: not the appropriate nursing action here | ⚠️ Exam Trap: Don’t confuse "10-12 cm" with "2 cm" — they look alike and are easy to interchange. | 💎 PNC Pearl: 10-12 cm → Each fallopian tube is roughly long, extending from the uterine cornu to the ovary</w:t>
       </w:r>
     </w:p>
     <w:p>
@@ -3184,7 +3184,7 @@
     </w:p>
     <w:p>
       <w:r>
-        <w:t>Solution: The cerebellum coordinates movement and balance.</w:t>
+        <w:t>Solution: ✅ Correct Answer: A. Cerebellum | 🧠 Clinical Rationale: The cerebellum coordinates movement and balance. | ❌ Why Not Others? | B — Cerebrum: The cerebrum (with its two hemispheres) controls thought, memory, voluntary movement, and sensation. | C — Medulla: The medulla contains vital centres. | D — Thalamus: The thalamus is the sensory relay station. | ⚠️ Exam Trap: Read the exact question — the correct fact and its look-alike options are easy to interchange. | 💎 PNC Pearl: Cerebellum → coordinates movement and balance</w:t>
       </w:r>
     </w:p>
     <w:p>
@@ -3229,7 +3229,7 @@
     </w:p>
     <w:p>
       <w:r>
-        <w:t>Solution: The pituitary controls other endocrine glands.</w:t>
+        <w:t>Solution: ✅ Correct Answer: A. Pituitary | 🧠 Clinical Rationale: The pituitary controls other endocrine glands. | ❌ Why Not Others? | B — Thyroid: Thyroid = Uncontrolled hyperthyroidism | C — Adrenal: Chronic steroids suppress the HPA axis and cause bone loss and infections; taper slowly. | D — Pancreas: Pancreatic islets secrete insulin and glucagon. | ⚠️ Exam Trap: Read the exact question — the correct fact and its look-alike options are easy to interchange. | 💎 PNC Pearl: Pituitary → controls other endocrine glands</w:t>
       </w:r>
     </w:p>
     <w:p>
@@ -3274,7 +3274,7 @@
     </w:p>
     <w:p>
       <w:r>
-        <w:t>Solution: WHO surgical safety checklist prevents wrong-site surgery.</w:t>
+        <w:t>Solution: ✅ Correct Answer: A. Time-out and site marking | 🧠 Clinical Rationale: WHO surgical safety checklist prevents wrong-site surgery. | ❌ Why Not Others? | B — Luck: not the appropriate nursing action here | C — Diet: INH depletes B6; supplement to prevent neuropathy. | D — Climate: NMSA promotes sustainable agriculture. | ⚠️ Exam Trap: Read the exact question — the correct fact and its look-alike options are easy to interchange. | 💎 PNC Pearl: Time-out and site marking → WHO surgical safety checklist prevents wrong-site surgery</w:t>
       </w:r>
     </w:p>
     <w:p>
@@ -3319,7 +3319,7 @@
     </w:p>
     <w:p>
       <w:r>
-        <w:t>Solution: Workstation design and breaks prevent musculoskeletal injury.</w:t>
+        <w:t>Solution: ✅ Correct Answer: A. Repetitive strain and poor posture | 🧠 Clinical Rationale: Workstation design and breaks prevent musculoskeletal injury. | ❌ Why Not Others? | B — Genetics: Diet and heredity drive LDL; statins and lifestyle lower it. | C — Diet: INH depletes B6; supplement to prevent neuropathy. | D — Climate: NMSA promotes sustainable agriculture. | ⚠️ Exam Trap: Read the exact question — the correct fact and its look-alike options are easy to interchange. | 💎 PNC Pearl: Repetitive strain and poor posture → Workstation design and breaks prevent musculoskeletal injury</w:t>
       </w:r>
     </w:p>
     <w:p>
@@ -3364,7 +3364,7 @@
     </w:p>
     <w:p>
       <w:r>
-        <w:t>Solution: Elevation prevents reflux and aspiration.</w:t>
+        <w:t>Solution: ✅ Correct Answer: A. Semi-Fowler's position | 🧠 Clinical Rationale: Elevation prevents reflux and aspiration. | ❌ Why Not Others? | B — Flat supine: Leg elevation improves venous return; loosen tight clothing and monitor. | C — Prone: IHIP provides case-based, real-time disease surveillance. | D — Trendelenburg: Leg elevation improves venous return in shock. | ⚠️ Exam Trap: Read the exact question — the correct fact and its look-alike options are easy to interchange. | 💎 PNC Pearl: Semi-Fowler's position → Elevation prevents reflux and aspiration</w:t>
       </w:r>
     </w:p>
     <w:p>
@@ -3409,7 +3409,7 @@
     </w:p>
     <w:p>
       <w:r>
-        <w:t>Solution: The official poverty line guides BPL programmes.</w:t>
+        <w:t>Solution: ✅ Correct Answer: A. Minimum income/consumption needed for basic needs | 🧠 Clinical Rationale: The official poverty line guides BPL programmes. | ❌ Why Not Others? | B — Wealth: not the appropriate nursing action here | C — Assets: NMP (2021-25) monetises infrastructure assets. | D — Age: A high dependency ratio burdens the working population. | ⚠️ Exam Trap: Read the exact question — the correct fact and its look-alike options are easy to interchange. | 💎 PNC Pearl: Minimum income/consumption needed for basic needs → The official poverty line guides BPL programmes</w:t>
       </w:r>
     </w:p>
     <w:p>
@@ -3454,7 +3454,7 @@
     </w:p>
     <w:p>
       <w:r>
-        <w:t>Solution: Identify the exanthem and manage complications.</w:t>
+        <w:t>Solution: ✅ Correct Answer: A. Viral exanthems (measles, roseola, chickenpox) | 🧠 Clinical Rationale: Identify the exanthem and manage complications. | ❌ Why Not Others? | B — Bacterial always: not the appropriate nursing action here | C — Diet: INH depletes B6; supplement to prevent neuropathy. | D — Exercise: Calcium, vitamin D, and fall prevention maintain bone health. | ⚠️ Exam Trap: Read the exact question — the correct fact and its look-alike options are easy to interchange. | 💎 PNC Pearl: Viral exanthems (measles, roseola, chickenpox) → Identify the exanthem and manage complications</w:t>
       </w:r>
     </w:p>
     <w:p>
@@ -3499,7 +3499,7 @@
     </w:p>
     <w:p>
       <w:r>
-        <w:t>Solution: The corpus luteum secretes progesterone, which maintains the secretory endometrium for implantation.</w:t>
+        <w:t>Solution: ✅ Correct Answer: A. Corpus luteum | 🧠 Clinical Rationale: The corpus luteum secretes progesterone, which maintains the secretory endometrium for implantation. | ❌ Why Not Others? | B — Graafian follicle: not the appropriate nursing action here | C — Anterior pituitary: GH from the anterior pituitary promotes growth. | D — Hypothalamus: The hypothalamus maintains homeostasis (temperature, hunger, thirst, hormones). | ⚠️ Exam Trap: Read the exact question — the correct fact and its look-alike options are easy to interchange. | 💎 PNC Pearl: Corpus luteum → secretes progesterone, which maintains the secretory endometrium for implantation</w:t>
       </w:r>
     </w:p>
     <w:p>
@@ -3544,7 +3544,7 @@
     </w:p>
     <w:p>
       <w:r>
-        <w:t>Solution: Screen hearing first; refer for speech therapy.</w:t>
+        <w:t>Solution: ✅ Correct Answer: A. Hearing loss and environmental stimulation | 🧠 Clinical Rationale: Screen hearing first; refer for speech therapy. | ❌ Why Not Others? | B — Autism always: not the appropriate nursing action here | C — Diet: INH depletes B6; supplement to prevent neuropathy. | D — Exercise: Calcium, vitamin D, and fall prevention maintain bone health. | ⚠️ Exam Trap: Read the exact question — the correct fact and its look-alike options are easy to interchange. | 💎 PNC Pearl: Hearing loss and environmental stimulation → Screen hearing first; refer for speech therapy</w:t>
       </w:r>
     </w:p>
     <w:p>
@@ -3589,7 +3589,7 @@
     </w:p>
     <w:p>
       <w:r>
-        <w:t>Solution: Side positioning and moist swabs prevent aspiration in oral care.</w:t>
+        <w:t>Solution: ✅ Correct Answer: A. Using a moistened swab with the head turned to the side | 🧠 Clinical Rationale: Side positioning and moist swabs prevent aspiration in oral care. | ❌ Why Not Others? | B — Using running water: not the appropriate nursing action here | C — Using a toothbrush with paste: not the appropriate nursing action here | D — Skipping oral care: not the appropriate nursing action here | ⚠️ Exam Trap: Don’t confuse "Using a moistened swab with the head turned to the side" with "Using a toothbrush with paste" — they look alike and are easy to interchange. | 💎 PNC Pearl: Using a moistened swab with the head turned to the side → Side positioning and moist swabs prevent aspiration in oral care</w:t>
       </w:r>
     </w:p>
     <w:p>
@@ -3634,7 +3634,7 @@
     </w:p>
     <w:p>
       <w:r>
-        <w:t>Solution: HBV spreads via blood/body fluids; standard + universal precautions apply.</w:t>
+        <w:t>Solution: ✅ Correct Answer: A. Standard precautions plus blood and body fluid precautions | 🧠 Clinical Rationale: HBV spreads via blood/body fluids; standard + universal precautions apply. | ❌ Why Not Others? | B — Airborne precautions: Varicella (chickenpox) spreads by airborne droplet nuclei, requiring airborne precautions. | C — Droplet precautions: Neisseria meningitidis spreads by droplets; droplet precautions for the first 24 hours of effective antibio... | D — No precautions: not the appropriate nursing action here | ⚠️ Exam Trap: Read the exact question — the correct fact and its look-alike options are easy to interchange. | 💎 PNC Pearl: Standard precautions plus blood and body fluid precautions → HBV spreads via blood/body fluids; standard + universal precautions apply</w:t>
       </w:r>
     </w:p>
     <w:p>
@@ -3679,7 +3679,7 @@
     </w:p>
     <w:p>
       <w:r>
-        <w:t>Solution: Hygiene and hydration prevent UTIs.</w:t>
+        <w:t>Solution: ✅ Correct Answer: A. Wiping front to back and drinking fluids | 🧠 Clinical Rationale: Hygiene and hydration prevent UTIs. | ❌ Why Not Others? | B — Holding urine: not the appropriate nursing action here | C — Wiping back to front: not the appropriate nursing action here | D — Drinking less: not the appropriate nursing action here | ⚠️ Exam Trap: Don’t confuse "Wiping front to back and drinking fluids" with "Wiping back to front" — they look alike and are easy to interchange. | 💎 PNC Pearl: Wiping front to back and drinking fluids → Hygiene and hydration prevent UTIs</w:t>
       </w:r>
     </w:p>
     <w:p>
@@ -3724,7 +3724,7 @@
     </w:p>
     <w:p>
       <w:r>
-        <w:t>Solution: Rh sensitization causes haemolytic anaemia and hydrops; anti-D prevents it.</w:t>
+        <w:t>Solution: ✅ Correct Answer: A. Rh isoimmunization | 🧠 Clinical Rationale: Rh sensitization causes haemolytic anaemia and hydrops; anti-D prevents it. | ❌ Why Not Others? | B — ABO incompatibility always: not the appropriate nursing action here | C — Leukaemia: ALL is the most common childhood cancer and is highly curable with chemotherapy. | D — Infection: Loss of immunoglobulins predisposes to peritonitis and cellulitis; also watch thrombosis. | ⚠️ Exam Trap: Read the exact question — the correct fact and its look-alike options are easy to interchange. | 💎 PNC Pearl: Rh sensitization causes haemolytic anaemia and hydrops; anti-D prevents it.</w:t>
       </w:r>
     </w:p>
     <w:p>
@@ -3769,7 +3769,7 @@
     </w:p>
     <w:p>
       <w:r>
-        <w:t>Solution: TB reaches the genital tract via blood from pulmonary or other foci.</w:t>
+        <w:t>Solution: ✅ Correct Answer: A. Haematogenous spread from a distant focus | 🧠 Clinical Rationale: TB reaches the genital tract via blood from pulmonary or other foci. | ❌ Why Not Others? | B — Direct trauma: not the appropriate nursing action here | C — Sexual contact: Heterosexual contact accounts for the majority of HIV transmission in India. | D — Vaccination: Absence of a scar does not mean no protection; check vaccination records. | ⚠️ Exam Trap: Read the exact question — the correct fact and its look-alike options are easy to interchange. | 💎 PNC Pearl: Haematogenous spread from a distant focus → TB reaches the genital tract via blood from pulmonary or other foci</w:t>
       </w:r>
     </w:p>
     <w:p>
@@ -3814,7 +3814,7 @@
     </w:p>
     <w:p>
       <w:r>
-        <w:t>Solution: Forceful vomiting tears the oesophagogastric mucosa; most stop bleeding spontaneously.</w:t>
+        <w:t>Solution: ✅ Correct Answer: A. A mucosal tear at the gastro-oesophageal junction after vomiting | 🧠 Clinical Rationale: Forceful vomiting tears the oesophagogastric mucosa; most stop bleeding spontaneously. | ❌ Why Not Others? | B — A duodenal ulcer: not the appropriate nursing action here | C — Gastric varices: not the appropriate nursing action here | D — Colonic polyps: not the appropriate nursing action here | ⚠️ Exam Trap: Read the exact question — the correct fact and its look-alike options are easy to interchange. | 💎 PNC Pearl: A mucosal tear at the gastro-oesophageal junction after vomiting → Forceful vomiting tears the oesophagogastric mucosa; most stop bleeding spontaneously</w:t>
       </w:r>
     </w:p>
     <w:p>
@@ -3859,7 +3859,7 @@
     </w:p>
     <w:p>
       <w:r>
-        <w:t>Solution: Optimize nutrition and glycaemic control.</w:t>
+        <w:t>Solution: ✅ Correct Answer: A. Malnutrition, diabetes, and infection | 🧠 Clinical Rationale: Optimize nutrition and glycaemic control. | ❌ Why Not Others? | B — Diet alone: not the appropriate nursing action here | C — Climate: NMSA promotes sustainable agriculture. | D — Genetics: Diet and heredity drive LDL; statins and lifestyle lower it. | ⚠️ Exam Trap: Read the exact question — the correct fact and its look-alike options are easy to interchange. | 💎 PNC Pearl: Malnutrition, diabetes, and infection → Optimize nutrition and glycaemic control</w:t>
       </w:r>
     </w:p>
     <w:p>
@@ -3904,7 +3904,7 @@
     </w:p>
     <w:p>
       <w:r>
-        <w:t>Solution: Chocolate agar (heated blood) supplies factors X and V.</w:t>
+        <w:t>Solution: ✅ Correct Answer: A. Growing fastidious organisms like Haemophilus and Neisseria | 🧠 Clinical Rationale: Chocolate agar (heated blood) supplies factors X and V. | ❌ Why Not Others? | B — Growing fungi: not the appropriate nursing action here | C — Counting colonies: not the appropriate nursing action here | D — TB culture: not the appropriate nursing action here | ⚠️ Exam Trap: Read the exact question — the correct fact and its look-alike options are easy to interchange. | 💎 PNC Pearl: Growing fastidious organisms like Haemophilus and Neisseria → Chocolate agar (heated blood) supplies factors X and V</w:t>
       </w:r>
     </w:p>
     <w:p>
@@ -3949,7 +3949,7 @@
     </w:p>
     <w:p>
       <w:r>
-        <w:t>Solution: Supporting the arm prevents injury.</w:t>
+        <w:t>Solution: ✅ Correct Answer: A. Prevent shoulder subluxation and oedema | 🧠 Clinical Rationale: Supporting the arm prevents injury. | ❌ Why Not Others? | B — Hang freely: not the appropriate nursing action here | C — Lie under the body: not the appropriate nursing action here | D — Be compressed: not the appropriate nursing action here | ⚠️ Exam Trap: Read the exact question — the correct fact and its look-alike options are easy to interchange. | 💎 PNC Pearl: Prevent shoulder subluxation and oedema → Supporting the arm prevents injury</w:t>
       </w:r>
     </w:p>
     <w:p>
@@ -3994,7 +3994,7 @@
     </w:p>
     <w:p>
       <w:r>
-        <w:t>Solution: Outreach sessions, VHNDs, and camps improve access.</w:t>
+        <w:t>Solution: ✅ Correct Answer: A. Taking services to communities | 🧠 Clinical Rationale: Outreach sessions, VHNDs, and camps improve access. | ❌ Why Not Others? | B — Waiting for patients: not the appropriate nursing action here | C — Diet: INH depletes B6; supplement to prevent neuropathy. | D — Climate: NMSA promotes sustainable agriculture. | ⚠️ Exam Trap: Read the exact question — the correct fact and its look-alike options are easy to interchange. | 💎 PNC Pearl: Taking services to communities → Outreach sessions, VHNDs, and camps improve access</w:t>
       </w:r>
     </w:p>
     <w:p>
@@ -4039,7 +4039,7 @@
     </w:p>
     <w:p>
       <w:r>
-        <w:t>Solution: Slow infusion prevents red man syndrome.</w:t>
+        <w:t>Solution: ✅ Correct Answer: A. At least 60 minutes | 🧠 Clinical Rationale: Slow infusion prevents red man syndrome. | ❌ Why Not Others? | B — 5 minutes: Epinephrine 1 mg IV/IO is repeated every 3–5 minutes in adult cardiac arrest. | C — 10 seconds: Minimising interruptions improves survival. | D — Push: IV potassium is always diluted and infused slowly (≤10 mEq/hr peripherally); bolus causes fatal arrhythmia. | ⚠️ Exam Trap: Read the exact question — the correct fact and its look-alike options are easy to interchange. | 💎 PNC Pearl: At least 60 minutes → Slow infusion prevents red man syndrome</w:t>
       </w:r>
     </w:p>
     <w:p>
@@ -4084,7 +4084,7 @@
     </w:p>
     <w:p>
       <w:r>
-        <w:t>Solution: UIP provides free vaccines to all children.</w:t>
+        <w:t>Solution: ✅ Correct Answer: A. Universal Immunization Programme | 🧠 Clinical Rationale: UIP provides free vaccines to all children. | ❌ Why Not Others? | B — Urban Immunization Programme: not the appropriate nursing action here | C — United Immunization Policy: not the appropriate nursing action here | D — Universal Infant Programme: not the appropriate nursing action here | ⚠️ Exam Trap: Don’t confuse "Universal Immunization Programme" with "Urban Immunization Programme" — they look alike and are easy to interchange. | 💎 PNC Pearl: Universal Immunization Programme → UIP provides free vaccines to all children</w:t>
       </w:r>
     </w:p>
     <w:p>
@@ -4129,7 +4129,7 @@
     </w:p>
     <w:p>
       <w:r>
-        <w:t>Solution: NHP 2017 targets 2.5% of GDP public health spending.</w:t>
+        <w:t>Solution: ✅ Correct Answer: A. 2.5% of GDP by 2025 | 🧠 Clinical Rationale: NHP 2017 targets 2.5% of GDP public health spending. | ❌ Why Not Others? | B — 10% of GDP: not the appropriate nursing action here | C — 0.5% of GDP: not the appropriate nursing action here | D — 5% of GDP by 2030: not the appropriate nursing action here | ⚠️ Exam Trap: Read the exact question — the correct fact and its look-alike options are easy to interchange. | 💎 PNC Pearl: 2.5% of GDP by 2025 → NHP 2017 targets 2.5% of GDP public health spending</w:t>
       </w:r>
     </w:p>
     <w:p>
@@ -4174,7 +4174,7 @@
     </w:p>
     <w:p>
       <w:r>
-        <w:t>Solution: Eat Right (FSSAI) drives food safety and nutrition.</w:t>
+        <w:t>Solution: ✅ Correct Answer: A. Safe, healthy, and sustainable food | 🧠 Clinical Rationale: Eat Right (FSSAI) drives food safety and nutrition. | ❌ Why Not Others? | B — Junk food: not the appropriate nursing action here | C — Fasting: Emergency preparation includes consent, NPO status, IV line, catheter, and preparation of the baby area. | D — Supplements: ACE inhibitors/ARBs raise potassium; potassium supplements can cause dangerous hyperkalaemia. | ⚠️ Exam Trap: Read the exact question — the correct fact and its look-alike options are easy to interchange. | 💎 PNC Pearl: Safe, healthy, and sustainable food → Eat Right (FSSAI) drives food safety and nutrition</w:t>
       </w:r>
     </w:p>
     <w:p>
@@ -4219,7 +4219,7 @@
     </w:p>
     <w:p>
       <w:r>
-        <w:t>Solution: Early signals detect outbreaks for rapid response.</w:t>
+        <w:t>Solution: ✅ Correct Answer: A. An unusual increase in cases of a disease | 🧠 Clinical Rationale: Early signals detect outbreaks for rapid response. | ❌ Why Not Others? | B — A hospital fire: not the appropriate nursing action here | C — A price rise: not the appropriate nursing action here | D — A weather change: not the appropriate nursing action here | ⚠️ Exam Trap: Read the exact question — the correct fact and its look-alike options are easy to interchange. | 💎 PNC Pearl: An unusual increase in cases of a disease → Early signals detect outbreaks for rapid response</w:t>
       </w:r>
     </w:p>
     <w:p>
@@ -4264,7 +4264,7 @@
     </w:p>
     <w:p>
       <w:r>
-        <w:t>Solution: e-Sanjeevani provides doctor consultations by video.</w:t>
+        <w:t>Solution: ✅ Correct Answer: A. India's national telemedicine service | 🧠 Clinical Rationale: e-Sanjeevani provides doctor consultations by video. | ❌ Why Not Others? | B — An ambulance service: not the appropriate nursing action here | C — A blood bank app: not the appropriate nursing action here | D — A medicine delivery app: not the appropriate nursing action here | ⚠️ Exam Trap: Read the exact question — the correct fact and its look-alike options are easy to interchange. | 💎 PNC Pearl: India's national telemedicine service → e-Sanjeevani provides doctor consultations by video</w:t>
       </w:r>
     </w:p>
     <w:p>
@@ -4309,7 +4309,7 @@
     </w:p>
     <w:p>
       <w:r>
-        <w:t>Solution: eVIN digitizes vaccine stock and temperature monitoring.</w:t>
+        <w:t>Solution: ✅ Correct Answer: A. Cold chain and vaccine logistics management | 🧠 Clinical Rationale: eVIN digitizes vaccine stock and temperature monitoring. | ❌ Why Not Others? | B — Cooking: Cook thoroughly, refrigerate promptly, and reheat well. | C — Accounting only: not the appropriate nursing action here | D — Training doctors: not the appropriate nursing action here | ⚠️ Exam Trap: Read the exact question — the correct fact and its look-alike options are easy to interchange. | 💎 PNC Pearl: Cold chain and vaccine logistics management → eVIN digitizes vaccine stock and temperature monitoring</w:t>
       </w:r>
     </w:p>
     <w:p>
@@ -4354,7 +4354,7 @@
     </w:p>
     <w:p>
       <w:r>
-        <w:t>Solution: SSY builds savings for a girl child's education and marriage.</w:t>
+        <w:t>Solution: ✅ Correct Answer: A. Small savings scheme for the girl child | 🧠 Clinical Rationale: SSY builds savings for a girl child's education and marriage. | ❌ Why Not Others? | B — Health scheme: CGHS provides healthcare to central government employees. | C — Pension scheme: not the appropriate nursing action here | D — Loan scheme: not the appropriate nursing action here | ⚠️ Exam Trap: Read the exact question — the correct fact and its look-alike options are easy to interchange. | 💎 PNC Pearl: Small savings scheme for the girl child → SSY builds savings for a girl child's education and marriage</w:t>
       </w:r>
     </w:p>
     <w:p>
@@ -4399,7 +4399,7 @@
     </w:p>
     <w:p>
       <w:r>
-        <w:t>Solution: ICMR (1911) coordinates biomedical and health research in India.</w:t>
+        <w:t>Solution: ✅ Correct Answer: A. Apex body for biomedical research in India | 🧠 Clinical Rationale: ICMR (1911) coordinates biomedical and health research in India. | ❌ Why Not Others? | B — Drug regulator: not the appropriate nursing action here | C — Hospital authority: not the appropriate nursing action here | D — Medical college: not the appropriate nursing action here | ⚠️ Exam Trap: Read the exact question — the correct fact and its look-alike options are easy to interchange. | 💎 PNC Pearl: Apex body for biomedical research in India → ICMR (1911) coordinates biomedical and health research in India</w:t>
       </w:r>
     </w:p>
     <w:p>
@@ -4444,7 +4444,7 @@
     </w:p>
     <w:p>
       <w:r>
-        <w:t>Solution: RBSK's Nischay test screens newborns for 4 conditions.</w:t>
+        <w:t>Solution: ✅ Correct Answer: A. Congenital hypothyroidism, CHD, DDH, and cataract | 🧠 Clinical Rationale: RBSK's Nischay test screens newborns for 4 conditions. | ❌ Why Not Others? | B — Malaria: Remains the most widespread vector-borne disease. | C — Dengue: Causes fever, rash, and thrombocytopenia; watch for warning signs of shock. | D — Diabetes: Epidemic-prone diseases are communicable (cholera, dengue, measles, JE); diabetes is an NCD. | ⚠️ Exam Trap: Read the exact question — the correct fact and its look-alike options are easy to interchange. | 💎 PNC Pearl: Congenital hypothyroidism, CHD, DDH, and cataract → RBSK's Nischay test screens newborns for 4 conditions</w:t>
       </w:r>
     </w:p>
     <w:p>
@@ -4489,7 +4489,7 @@
     </w:p>
     <w:p>
       <w:r>
-        <w:t>Solution: NHP 2017 aims for UHC and increased public health spending.</w:t>
+        <w:t>Solution: ✅ Correct Answer: A. Universal health coverage with assured quality care | 🧠 Clinical Rationale: NHP 2017 aims for UHC and increased public health spending. | ❌ Why Not Others? | B — Only private care: not the appropriate nursing action here | C — Only tertiary care: not the appropriate nursing action here | D — No public spending: not the appropriate nursing action here | ⚠️ Exam Trap: Read the exact question — the correct fact and its look-alike options are easy to interchange. | 💎 PNC Pearl: Universal health coverage with assured quality care → NHP 2017 aims for UHC and increased public health spending</w:t>
       </w:r>
     </w:p>
     <w:p>
@@ -4534,7 +4534,7 @@
     </w:p>
     <w:p>
       <w:r>
-        <w:t>Solution: U-WIN digitises routine immunisation records (successor to Co-WIN approach).</w:t>
+        <w:t>Solution: ✅ Correct Answer: A. Recording every immunisation event | 🧠 Clinical Rationale: U-WIN digitises routine immunisation records (successor to Co-WIN approach). | ❌ Why Not Others? | B — Booking surgeries: not the appropriate nursing action here | C — Ordering medicines: not the appropriate nursing action here | D — Tracking ambulances: not the appropriate nursing action here | ⚠️ Exam Trap: Read the exact question — the correct fact and its look-alike options are easy to interchange. | 💎 PNC Pearl: Recording every immunisation event → U-WIN digitises routine immunisation records (successor to Co-WIN approach)</w:t>
       </w:r>
     </w:p>
     <w:p>
@@ -4579,7 +4579,7 @@
     </w:p>
     <w:p>
       <w:r>
-        <w:t>Solution: NHP 2017 set MMR ≤100 and IMR ≤28 targets by 2025 among others.</w:t>
+        <w:t>Solution: ✅ Correct Answer: A. Reduction of maternal mortality to 100/100,000 and infant mortality to 28/1000 by 2025 | 🧠 Clinical Rationale: NHP 2017 set MMR ≤100 and IMR ≤28 targets by 2025 among others. | ❌ Why Not Others? | B — Only immunisation: not the appropriate nursing action here | C — Only hospitals: not the appropriate nursing action here | D — Only drug prices: not the appropriate nursing action here | ⚠️ Exam Trap: Read the exact question — the correct fact and its look-alike options are easy to interchange. | 💎 PNC Pearl: Reduction of maternal mortality to 100/100,000 and infant mortality to 28/1000 by 2025 → NHP 2017 set MMR ≤100 and IMR ≤28 targets by 2025 among others</w:t>
       </w:r>
     </w:p>
     <w:p>
@@ -4624,7 +4624,7 @@
     </w:p>
     <w:p>
       <w:r>
-        <w:t>Solution: IRS controls malaria vectors in homes.</w:t>
+        <w:t>Solution: ✅ Correct Answer: A. Indoor Residual Spraying | 🧠 Clinical Rationale: IRS controls malaria vectors in homes. | ❌ Why Not Others? | B — Insect Repellent Spray: not the appropriate nursing action here | C — Immediate Relief Service: not the appropriate nursing action here | D — Infection Reporting System: not the appropriate nursing action here | ⚠️ Exam Trap: Read the exact question — the correct fact and its look-alike options are easy to interchange. | 💎 PNC Pearl: Indoor Residual Spraying → IRS controls malaria vectors in homes</w:t>
       </w:r>
     </w:p>
     <w:p>
@@ -4669,7 +4669,7 @@
     </w:p>
     <w:p>
       <w:r>
-        <w:t>Solution: India's framework aims for malaria elimination by 2030.</w:t>
+        <w:t>Solution: ✅ Correct Answer: A. 2030 | 🧠 Clinical Rationale: India's framework aims for malaria elimination by 2030. | ❌ Why Not Others? | B — 2025: India targets TB elimination by 2025, ahead of the global 2030 goal. — an incorrect year | C — 2047: an incorrect year | D — 2020: The ₹20 lakh crore package came in May 2020. — an incorrect year | ⚠️ Exam Trap: Never guess years — fix each year to its exact event before choosing. | 💎 PNC Pearl: India's framework aims for malaria elimination by 2030.</w:t>
       </w:r>
     </w:p>
     <w:p>
@@ -4714,7 +4714,7 @@
     </w:p>
     <w:p>
       <w:r>
-        <w:t>Solution: NBSUs stabilise sick newborns before referral to SNCU.</w:t>
+        <w:t>Solution: ✅ Correct Answer: A. Newborn Stabilisation Unit | 🧠 Clinical Rationale: NBSUs stabilise sick newborns before referral to SNCU. | ❌ Why Not Others? | B — National Blood Services Unit: not the appropriate nursing action here | C — New Born Screening Unit: not the appropriate nursing action here | D — Nutrition and Breastfeeding Support Unit: not the appropriate nursing action here | ⚠️ Exam Trap: Read the exact question — the correct fact and its look-alike options are easy to interchange. | 💎 PNC Pearl: Newborn Stabilisation Unit → NBSUs stabilise sick newborns before referral to SNCU</w:t>
       </w:r>
     </w:p>
     <w:p>
@@ -4759,7 +4759,7 @@
     </w:p>
     <w:p>
       <w:r>
-        <w:t>Solution: Indira Gandhi nationalised 14 banks in 1969.</w:t>
+        <w:t>Solution: ✅ Correct Answer: A. 1969 | 🧠 Clinical Rationale: Indira Gandhi nationalised 14 banks in 1969. | ❌ Why Not Others? | B — 1949: The RBI became state-owned in 1949. — an incorrect year | C — 1980: Six banks were nationalised in 1980. — an incorrect year | D — 1955: an incorrect year | ⚠️ Exam Trap: Never guess years — fix each year to its exact event before choosing. | 💎 PNC Pearl: Indira Gandhi nationalised 14 banks in 1969.</w:t>
       </w:r>
     </w:p>
     <w:p>
@@ -4804,7 +4804,7 @@
     </w:p>
     <w:p>
       <w:r>
-        <w:t>Solution: A prism disperses white light into the spectrum.</w:t>
+        <w:t>Solution: ✅ Correct Answer: A. Dispersion | 🧠 Explanation: A prism disperses white light into the spectrum. | ❌ Why Not Others? | B — Reflection: Returns light from a surface. | C — Refraction: Changes the direction of light at a boundary. | D — Interference: not the correct fact here | ⚠️ Exam Trap: Read the exact question — the correct fact and its look-alike options are easy to interchange. | 💎 PNC GK Pearl: Dispersion → A prism disperses white light into the spectrum</w:t>
       </w:r>
     </w:p>
     <w:p>
@@ -4849,7 +4849,7 @@
     </w:p>
     <w:p>
       <w:r>
-        <w:t>Solution: The mission creates/rejuvenates 75 Amrit Sarovars in every district.</w:t>
+        <w:t>Solution: ✅ Correct Answer: A. Ponds in every district | 📰 Why: The mission creates/rejuvenates 75 Amrit Sarovars in every district. | ❌ Why Not Others? | B — Highways: not the correct fact here | C — Airports: UDAN (Ude Desh ka Aam Naagrik) improves regional air connectivity. | D — Markets: not the correct fact here | ⚠️ Exam Trap: Read the exact question — the correct fact and its look-alike options are easy to interchange. | 💎 PNC CA Pearl: Ponds in every district → The mission creates/rejuvenates 75 Amrit Sarovars in every district</w:t>
       </w:r>
     </w:p>
     <w:p>
@@ -4894,7 +4894,7 @@
     </w:p>
     <w:p>
       <w:r>
-        <w:t>Solution: Pratibha Patil was President from 2007 to 2012.</w:t>
+        <w:t>Solution: ⚠ MULTIPLE MATCHES: ✅ Correct Answer: A. Pratibha Patil | 🧠 Clinical Rationale: Pratibha Patil was President from 2007 to 2012. | ❌ Why Not Others? | B — Indira Gandhi: Became PM in 1966. — not the first woman President | C — Sarojini Naidu: Was Governor of Uttar Pradesh. — not the first woman President | D — Droupadi Murmu: Became President in July 2022. — not the first woman President | ⚠️ Exam Trap: Read the exact question — the correct fact and its look-alike options are easy to interchange. | 💎 PNC Pearl: Pratibha Patil = the first woman President || ✅ Correct Answer: A. Pratibha Patil | 🧠 Explanation: Pratibha Patil served as President from 2007 to 2012. | ❌ Why Not Others? | B — Droupadi Murmu: not the first woman President | C — Indira Gandhi: Became PM in 1966. — not the first woman President | D — Sarojini Naidu: not the first woman President | ⚠️ Exam Trap: Read the exact question — the correct fact and its look-alike options are easy to interchange. | 💎 PNC GK Pearl: Pratibha Patil = the first woman President</w:t>
       </w:r>
     </w:p>
     <w:p>
@@ -4939,7 +4939,7 @@
     </w:p>
     <w:p>
       <w:r>
-        <w:t>Solution: Jaipur is the only Rajasthan city with a metro.</w:t>
+        <w:t>Solution: ✅ Correct Answer: A. Jaipur | 🧠 Clinical Rationale: Jaipur is the only Rajasthan city with a metro. | ❌ Why Not Others? | B — Jodhpur: The Rajasthan High Court is in Jodhpur. | C — Udaipur: Is famous for its lakes. | D — Kota: Mukundra Hills Tiger Reserve is in the Kota region. | ⚠️ Exam Trap: Read the exact question — the correct fact and its look-alike options are easy to interchange. | 💎 PNC Pearl: Jaipur → the only Rajasthan city with a metro</w:t>
       </w:r>
     </w:p>
     <w:p>
@@ -4984,7 +4984,7 @@
     </w:p>
     <w:p>
       <w:r>
-        <w:t>Solution: Mukundgarh and Ramgarh are in Sikar and Jhunjhunu respectively.</w:t>
+        <w:t>Solution: ✅ Correct Answer: A. Sikar | 🧠 Explanation: Mukundgarh and Ramgarh are in Sikar and Jhunjhunu respectively. | ❌ Why Not Others? | B — Jhunjhunu: The Rani Sati temple is in Jhunjhunu town. | C — Churu: Tal Chhapar sanctuary in Churu protects blackbuck and desert birds. | D — Nagaur: Didwana-Kuchaman was carved from Nagaur. | ⚠️ Exam Trap: Read the exact question — the correct fact and its look-alike options are easy to interchange. | 💎 PNC GK Pearl: Sikar → Mukundgarh and Ramgarh are in and Jhunjhunu respectively</w:t>
       </w:r>
     </w:p>
     <w:p>
@@ -5029,7 +5029,7 @@
     </w:p>
     <w:p>
       <w:r>
-        <w:t>Solution: SGBs are government securities denominated in gold.</w:t>
+        <w:t>Solution: ✅ Correct Answer: A. Investing in gold without physical gold | 📰 Why: SGBs are government securities denominated in gold. | ❌ Why Not Others? | B — Buying jewellery: not the correct fact here | C — Gold mining: not the correct fact here | D — Gold loans only: not the correct fact here | ⚠️ Exam Trap: Read the exact question — the correct fact and its look-alike options are easy to interchange. | 💎 PNC CA Pearl: Investing in gold without physical gold → SGBs are government securities denominated in gold</w:t>
       </w:r>
     </w:p>
     <w:p>
@@ -5074,7 +5074,7 @@
     </w:p>
     <w:p>
       <w:r>
-        <w:t>Solution: Degana in Nagaur district has India's significant tungsten reserves.</w:t>
+        <w:t>Solution: ✅ Correct Answer: A. Degana (Nagaur) | 🧠 Explanation: Degana in Nagaur district has India's significant tungsten reserves. | ❌ Why Not Others? | B — Khetri: not the correct fact here | C — Zawar: not the correct fact here | D — Jhamarkotra: not the correct fact here | ⚠️ Exam Trap: Read the exact question — the correct fact and its look-alike options are easy to interchange. | 💎 PNC GK Pearl: Degana (Nagaur) → Degana in Nagaur district has India's significant tungsten reserves</w:t>
       </w:r>
     </w:p>
     <w:p>
@@ -5119,7 +5119,7 @@
     </w:p>
     <w:p>
       <w:r>
-        <w:t>Solution: Jodhpur hosts the RIFF folk festival.</w:t>
+        <w:t>Solution: ✅ Correct Answer: A. Rajasthan International Folk Festival (RIFF) | 🧠 Clinical Rationale: Jodhpur hosts the RIFF folk festival. | ❌ Why Not Others? | B — Kumbh Mela: not the appropriate nursing action here | C — Pushkar Fair: not the appropriate nursing action here | D — Film city: not the appropriate nursing action here | ⚠️ Exam Trap: Read the exact question — the correct fact and its look-alike options are easy to interchange. | 💎 PNC Pearl: Rajasthan International Folk Festival (RIFF) → Jodhpur hosts the RIFF folk festival</w:t>
       </w:r>
     </w:p>
     <w:p>
@@ -5164,7 +5164,7 @@
     </w:p>
     <w:p>
       <w:r>
-        <w:t>Solution: IRDAI regulates the insurance sector.</w:t>
+        <w:t>Solution: ✅ Correct Answer: A. Insurance companies | 🧠 Clinical Rationale: IRDAI regulates the insurance sector. | ❌ Why Not Others? | B — Banks: SDF (2022) replaces reverse repo as the floor rate. | C — Stock markets: not the appropriate nursing action here | D — Mutual funds: not the appropriate nursing action here | ⚠️ Exam Trap: Read the exact question — the correct fact and its look-alike options are easy to interchange. | 💎 PNC Pearl: Insurance companies → IRDAI regulates the insurance sector</w:t>
       </w:r>
     </w:p>
     <w:p>
@@ -5209,7 +5209,7 @@
     </w:p>
     <w:p>
       <w:r>
-        <w:t>Solution: Mohangarh and Ramgarh are in Jaisalmer.</w:t>
+        <w:t>Solution: ✅ Correct Answer: A. Jaisalmer | 🧠 Explanation: Mohangarh and Ramgarh are in Jaisalmer. | ❌ Why Not Others? | B — Barmer: Balotra was carved from Barmer. | C — Bikaner: MGS University is in Bikaner. | D — Jodhpur: Jodhpur = Blue City | ⚠️ Exam Trap: Read the exact question — the correct fact and its look-alike options are easy to interchange. | 💎 PNC GK Pearl: Mohangarh and Ramgarh are in Jaisalmer.</w:t>
       </w:r>
     </w:p>
     <w:p>
@@ -5254,7 +5254,7 @@
     </w:p>
     <w:p>
       <w:r>
-        <w:t>Solution: SMS College is affiliated with RUHS, Jaipur.</w:t>
+        <w:t>Solution: ✅ Correct Answer: A. Rajasthan University of Health Sciences | 🧠 Explanation: SMS College is affiliated with RUHS, Jaipur. | ❌ Why Not Others? | B — University of Rajasthan: not the correct fact here | C — JNVU: not the correct fact here | D — MDS University: not the correct fact here | ⚠️ Exam Trap: Don’t confuse "Rajasthan University of Health Sciences" with "University of Rajasthan" — they look alike and are easy to interchange. | 💎 PNC GK Pearl: Rajasthan University of Health Sciences → SMS College is affiliated with RUHS, Jaipur</w:t>
       </w:r>
     </w:p>
     <w:p>
@@ -5299,7 +5299,7 @@
     </w:p>
     <w:p>
       <w:r>
-        <w:t>Solution: SpaDeX docked satellites in January 2025, a historic first for India.</w:t>
+        <w:t>Solution: ✅ Correct Answer: A. January 2025 | 📰 Why: SpaDeX docked satellites in January 2025, a historic first for India. | ❌ Why Not Others? | B — July 2024: not the correct fact here | C — March 2023: not the correct fact here | D — October 2022: not the correct fact here | ⚠️ Exam Trap: Read the exact question — the correct fact and its look-alike options are easy to interchange. | 💎 PNC CA Pearl: January 2025 → SpaDeX docked satellites in , a historic first for India</w:t>
       </w:r>
     </w:p>
     <w:p>
@@ -5344,7 +5344,7 @@
     </w:p>
     <w:p>
       <w:r>
-        <w:t>Solution: Acids turn blue litmus red; bases turn red litmus blue.</w:t>
+        <w:t>Solution: ✅ Correct Answer: A. Red | 🧠 Explanation: Acids turn blue litmus red; bases turn red litmus blue. | ❌ Why Not Others? | B — Blue: Jodhpur's blue-painted houses in the old city give it the name Blue City. | C — Green: not the correct fact here | D — Yellow: not the correct fact here | ⚠️ Exam Trap: Read the exact question — the correct fact and its look-alike options are easy to interchange. | 💎 PNC GK Pearl: Red → Acids turn blue litmus ; bases turn litmus blue</w:t>
       </w:r>
     </w:p>
     <w:p>
@@ -5389,7 +5389,7 @@
     </w:p>
     <w:p>
       <w:r>
-        <w:t>Solution: Photosynthesis releases oxygen.</w:t>
+        <w:t>Solution: ✅ Correct Answer: A. Oxygen | 🧠 Explanation: Photosynthesis releases oxygen. | ❌ Why Not Others? | B — Carbon dioxide: Plants take in CO₂ and release oxygen during photosynthesis. | C — Nitrogen: Makes up about 78% of the atmosphere. | D — Methane: Biogas is mainly methane (about 60–70%). | ⚠️ Exam Trap: Read the exact question — the correct fact and its look-alike options are easy to interchange. | 💎 PNC GK Pearl: Oxygen → Photosynthesis releases</w:t>
       </w:r>
     </w:p>
     <w:p>
@@ -5434,7 +5434,7 @@
     </w:p>
     <w:p>
       <w:r>
-        <w:t>Solution: 'सेवा' स्त्रीलिंग शब्द है।</w:t>
+        <w:t>Solution: ✅ Correct Answer: A. स्त्रीलिंग | 🧠 Grammar Rule: 'सेवा' स्त्रीलिंग शब्द है। | ❌ Why Not Others? | B — पुल्लिंग: not the correct answer here | C — नपुंसक: not the correct answer here | D — उभयलिंग: not the correct answer here | ⚠️ Exam Trap: Read the exact question — the correct fact and its look-alike options are easy to interchange. | 📌 Rule to Remember: स्त्रीलिंग → सेवा' शब्द है।</w:t>
       </w:r>
     </w:p>
     <w:p>
@@ -5479,7 +5479,7 @@
     </w:p>
     <w:p>
       <w:r>
-        <w:t>Solution: 'आदेश' का पर्यायवाची 'आज्ञा' है।</w:t>
+        <w:t>Solution: ✅ Correct Answer: A. आज्ञा | 🧠 Grammar Rule: 'आदेश' का पर्यायवाची 'आज्ञा' है। | ❌ Why Not Others? | B — निवेदन: not the correct answer here | C — विनती: not the correct answer here | D — प्रार्थना: not the correct answer here | ⚠️ Exam Trap: Read the exact question — the correct fact and its look-alike options are easy to interchange. | 📌 Rule to Remember: आज्ञा → आदेश' का पर्यायवाची ' ' है।</w:t>
       </w:r>
     </w:p>
     <w:p>
@@ -5524,7 +5524,7 @@
     </w:p>
     <w:p>
       <w:r>
-        <w:t>Solution: A group of lions is a pride.</w:t>
+        <w:t>Solution: ✅ Correct Answer: A. Pride | 🧠 Grammar Rule: A group of lions is a pride. | ❌ Why Not Others? | B — Herd: not the correct answer here | C — Flock: not the correct answer here | D — Pack: not the correct answer here | ⚠️ Exam Trap: Read the exact question — the correct fact and its look-alike options are easy to interchange. | 📌 Rule to Remember: A group of lions is a pride.</w:t>
       </w:r>
     </w:p>
     <w:p>
@@ -5569,7 +5569,7 @@
     </w:p>
     <w:p>
       <w:r>
-        <w:t>Solution: 'माता' का बहुवचन 'माताएँ' है।</w:t>
+        <w:t>Solution: ✅ Correct Answer: A. माताएँ | 🧠 Grammar Rule: 'माता' का बहुवचन 'माताएँ' है। | ❌ Why Not Others? | B — माता: not the correct answer here | C — माताओं: not the correct answer here | D — मातायें: not the correct answer here | ⚠️ Exam Trap: Don’t confuse "माताएँ" with "माता" — they look alike and are easy to interchange. | 📌 Rule to Remember: माताएँ → माता' का बहुवचन ' ' है।</w:t>
       </w:r>
     </w:p>
     <w:p>
@@ -5614,7 +5614,7 @@
     </w:p>
     <w:p>
       <w:r>
-        <w:t>Solution: First conditional: if + present, will + base.</w:t>
+        <w:t>Solution: ✅ Correct Answer: A. work | 🧠 Grammar Rule: First conditional: if + present, will + base. | ❌ Why Not Others? | B — worked: The future perfect 'will have worked' expresses completion by a future time. | C — would work: not the correct answer here | D — will work: not the correct answer here | ⚠️ Exam Trap: Don’t confuse "work" with "worked" — they look alike and are easy to interchange. | 📌 Rule to Remember: work → First conditional: if + present, will + base</w:t>
       </w:r>
     </w:p>
     <w:p>
@@ -5659,7 +5659,7 @@
     </w:p>
     <w:p>
       <w:r>
-        <w:t>Solution: 'एकता' का विलोम 'अनेकता' या 'फूट' है।</w:t>
+        <w:t>Solution: ✅ Correct Answer: A. अनेकता/फूट | 🧠 Grammar Rule: 'एकता' का विलोम 'अनेकता' या 'फूट' है। | ❌ Why Not Others? | B — मिलन: not the correct answer here | C — संगठन: not the correct answer here | D — संघ: not the correct answer here | ⚠️ Exam Trap: Read the exact question — the correct fact and its look-alike options are easy to interchange. | 📌 Rule to Remember: अनेकता/फूट → एकता' का विलोम 'अनेकता' या 'फूट' है।</w:t>
       </w:r>
     </w:p>
     <w:p>
@@ -5704,7 +5704,7 @@
     </w:p>
     <w:p>
       <w:r>
-        <w:t>Solution: A polyglot speaks many languages; a linguist studies language.</w:t>
+        <w:t>Solution: ✅ Correct Answer: A. Polyglot | 🧠 Grammar Rule: A polyglot speaks many languages; a linguist studies language. | ❌ Why Not Others? | B — Monoglot: not the correct answer here | C — Linguist only: not the correct answer here | D — Orator: An orator is skilled at public speaking. | ⚠️ Exam Trap: Read the exact question — the correct fact and its look-alike options are easy to interchange. | 📌 Rule to Remember: Polyglot → speaks many languages; a linguist studies language</w:t>
       </w:r>
     </w:p>
     <w:p>
@@ -5749,7 +5749,7 @@
     </w:p>
     <w:p>
       <w:r>
-        <w:t>Solution: 'Consists of' is correct.</w:t>
+        <w:t>Solution: ✅ Correct Answer: A. of | 🧠 Grammar Rule: 'Consists of' is correct. | ❌ Why Not Others? | B — with: 'Familiar with' is correct. | C — from: We say 'suffer from' an illness. | D — in: not the correct answer here | ⚠️ Exam Trap: Read the exact question — the correct fact and its look-alike options are easy to interchange. | 📌 Rule to Remember: of → Consists ' is correct</w:t>
       </w:r>
     </w:p>
     <w:p>
@@ -5794,7 +5794,7 @@
     </w:p>
     <w:p>
       <w:r>
-        <w:t>Solution: 'माध्यम' शुद्ध वर्तनी है।</w:t>
+        <w:t>Solution: ✅ Correct Answer: A. माध्यम | 🧠 Grammar Rule: 'माध्यम' शुद्ध वर्तनी है। | ❌ Why Not Others? | B — माध्यम्म: not the correct answer here | C — मध्यम: not the correct answer here | D — माध्यम्: not the correct answer here | ⚠️ Exam Trap: Don’t confuse "माध्यम" with "माध्यम्म" — they look alike and are easy to interchange. | 📌 Rule to Remember: माध्यम → शुद्ध वर्तनी है।</w:t>
       </w:r>
     </w:p>
     <w:p>
@@ -5839,7 +5839,7 @@
     </w:p>
     <w:p>
       <w:r>
-        <w:t>Solution: A dermatologist treats skin diseases.</w:t>
+        <w:t>Solution: ✅ Correct Answer: A. Dermatologist | 🧠 Grammar Rule: A dermatologist treats skin diseases. | ❌ Why Not Others? | B — Cardiologist: not the correct answer here | C — Neurologist: not the correct answer here | D — Ophthalmologist: not the correct answer here | ⚠️ Exam Trap: Read the exact question — the correct fact and its look-alike options are easy to interchange. | 📌 Rule to Remember: Dermatologist → treats skin diseases</w:t>
       </w:r>
     </w:p>
     <w:p>
@@ -5884,7 +5884,7 @@
     </w:p>
     <w:p>
       <w:r>
-        <w:t>Solution: 'प्रत्येक' का अर्थ हर एक है।</w:t>
+        <w:t>Solution: ✅ Correct Answer: A. हर एक | 🧠 Grammar Rule: 'प्रत्येक' का अर्थ हर एक है। | ❌ Why Not Others? | B — कोई नहीं: not the correct answer here | C — कुछ: not the correct answer here | D — कई: 'अनेक' का अर्थ कई या बहुत है। | ⚠️ Exam Trap: Read the exact question — the correct fact and its look-alike options are easy to interchange. | 📌 Rule to Remember: हर एक → प्रत्येक' का अर्थ है।</w:t>
       </w:r>
     </w:p>
     <w:p>
@@ -5929,7 +5929,7 @@
     </w:p>
     <w:p>
       <w:r>
-        <w:t>Solution: Eloquent means articulate and expressive.</w:t>
+        <w:t>Solution: ✅ Correct Answer: A. Fluent and persuasive | 🧠 Grammar Rule: Eloquent means articulate and expressive. | ❌ Why Not Others? | B — Silent: not the correct answer here | C — Hesitant: not the correct answer here | D — Rude: not the correct answer here | ⚠️ Exam Trap: Read the exact question — the correct fact and its look-alike options are easy to interchange. | 📌 Rule to Remember: Fluent and persuasive → Eloquent means articulate and expressive</w:t>
       </w:r>
     </w:p>
     <w:p>
@@ -5974,7 +5974,7 @@
     </w:p>
     <w:p>
       <w:r>
-        <w:t>Solution: A cannibal eats human flesh.</w:t>
+        <w:t>Solution: ✅ Correct Answer: A. Cannibal | 🧠 Grammar Rule: A cannibal eats human flesh. | ❌ Why Not Others? | B — Carnivore: not the correct answer here | C — Herbivore: not the correct answer here | D — Vegetarian: not the correct answer here | ⚠️ Exam Trap: Read the exact question — the correct fact and its look-alike options are easy to interchange. | 📌 Rule to Remember: Cannibal → eats human flesh</w:t>
       </w:r>
     </w:p>
     <w:p>
@@ -6019,7 +6019,7 @@
     </w:p>
     <w:p>
       <w:r>
-        <w:t>Solution: भयानक रस का स्थायी भाव भय है।</w:t>
+        <w:t>Solution: ✅ Correct Answer: A. भय | 🧠 Grammar Rule: भयानक रस का स्थायी भाव भय है। | ❌ Why Not Others? | B — क्रोध: 'खून खौलना' = बहुत गुस्सा आना। | C — शोक: करुण रस का स्थायी भाव शोक है। | D — विस्मय: not the correct answer here | ⚠️ Exam Trap: Read the exact question — the correct fact and its look-alike options are easy to interchange. | 📌 Rule to Remember: भय → ानक रस का स्थायी भाव है।</w:t>
       </w:r>
     </w:p>
     <w:p>
@@ -6064,7 +6064,7 @@
     </w:p>
     <w:p>
       <w:r>
-        <w:t>Solution: It means identifying the exact point.</w:t>
+        <w:t>Solution: ✅ Correct Answer: A. To be exactly right | 🧠 Grammar Rule: It means identifying the exact point. | ❌ Why Not Others? | B — To work with tools: not the correct answer here | C — To miss: not the correct answer here | D — To delay: not the correct answer here | ⚠️ Exam Trap: Read the exact question — the correct fact and its look-alike options are easy to interchange. | 📌 Rule to Remember: To be exactly right → It means identifying the exact point</w:t>
       </w:r>
     </w:p>
     <w:p>
@@ -6109,7 +6109,7 @@
     </w:p>
     <w:p>
       <w:r>
-        <w:t>Solution: ECC memory detects and corrects single-bit errors.</w:t>
+        <w:t>Solution: ✅ Correct Answer: A. Error detection and correction | 🧠 Explanation: ECC memory detects and corrects single-bit errors. | ❌ Why Not Others? | B — Extra cache: not the correct option here | C — Faster clocks: not the correct option here | D — More cores: not the correct option here | ⚠️ Exam Trap: Read the exact question — the correct fact and its look-alike options are easy to interchange. | 💎 PNC Pearl: Error detection and correction → ECC memory detects and corrects single-bit errors</w:t>
       </w:r>
     </w:p>
     <w:p>
@@ -6154,7 +6154,7 @@
     </w:p>
     <w:p>
       <w:r>
-        <w:t>Solution: Front-end code (HTML/CSS/JS) runs in the browser.</w:t>
+        <w:t>Solution: ✅ Correct Answer: A. The user interface and experience | 🧠 Explanation: Front-end code (HTML/CSS/JS) runs in the browser. | ❌ Why Not Others? | B — Databases only: not the correct option here | C — Servers only: not the correct option here | D — Backups: Shadow copies enable point-in-time snapshots. | ⚠️ Exam Trap: Read the exact question — the correct fact and its look-alike options are easy to interchange. | 💎 PNC Pearl: The user interface and experience → Front-end code (HTML/CSS/JS) runs in the browser</w:t>
       </w:r>
     </w:p>
     <w:p>
@@ -6199,7 +6199,7 @@
     </w:p>
     <w:p>
       <w:r>
-        <w:t>Solution: Num Lock toggles the number pad between digits and navigation.</w:t>
+        <w:t>Solution: ✅ Correct Answer: A. The numeric keypad | 🧠 Explanation: Num Lock toggles the number pad between digits and navigation. | ❌ Why Not Others? | B — The volume: not the correct option here | C — The brightness: not the correct option here | D — The cursor: Backspace erases to the left of the cursor. | ⚠️ Exam Trap: Read the exact question — the correct fact and its look-alike options are easy to interchange. | 💎 PNC Pearl: The numeric keypad → Num Lock toggles the number pad between digits and navigation</w:t>
       </w:r>
     </w:p>
     <w:p>
@@ -6244,7 +6244,7 @@
     </w:p>
     <w:p>
       <w:r>
-        <w:t>Solution: ARPANET (1969) evolved into today's internet.</w:t>
+        <w:t>Solution: ✅ Correct Answer: A. ARPANET | 🧠 Explanation: ARPANET (1969) evolved into today's internet. | ❌ Why Not Others? | B — ENIAC: not the correct option here | C — UNIVAC: not the correct option here | D — Colossus: not the correct option here | ⚠️ Exam Trap: Read the exact question — the correct fact and its look-alike options are easy to interchange. | 💎 PNC Pearl: ARPANET → (1969) evolved into today's internet</w:t>
       </w:r>
     </w:p>
     <w:p>
@@ -6289,7 +6289,7 @@
     </w:p>
     <w:p>
       <w:r>
-        <w:t>Solution: Cache speeds up access to frequently used data.</w:t>
+        <w:t>Solution: ✅ Correct Answer: A. A small, fast memory between CPU and RAM | 🧠 Explanation: Cache speeds up access to frequently used data. | ❌ Why Not Others? | B — A type of hard disk: not the correct option here | C — A printer buffer: not the correct option here | D — A USB drive: not the correct option here | ⚠️ Exam Trap: Read the exact question — the correct fact and its look-alike options are easy to interchange. | 💎 PNC Pearl: A small, fast memory between CPU and RAM → Cache speeds up access to frequently used data</w:t>
       </w:r>
     </w:p>
     <w:p>
@@ -6334,7 +6334,7 @@
     </w:p>
     <w:p>
       <w:r>
-        <w:t>Solution: India's DPDP Act governs personal data protection.</w:t>
+        <w:t>Solution: ✅ Correct Answer: A. Digital Personal Data Protection law | 🧠 Explanation: India's DPDP Act governs personal data protection. | ❌ Why Not Others? | B — Disaster Plan: not the correct option here | C — Drug Pricing law: not the correct option here | D — Defence programme: not the correct option here | ⚠️ Exam Trap: Read the exact question — the correct fact and its look-alike options are easy to interchange. | 💎 PNC Pearl: Digital Personal Data Protection law → India's DPDP Act governs personal data protection</w:t>
       </w:r>
     </w:p>
     <w:p>
@@ -6379,7 +6379,7 @@
     </w:p>
     <w:p>
       <w:r>
-        <w:t>Solution: PHP powers many dynamic websites.</w:t>
+        <w:t>Solution: ✅ Correct Answer: A. Server-side web development | 🧠 Explanation: PHP powers many dynamic websites. | ❌ Why Not Others? | B — Designing logos: not the correct option here | C — Formatting disks: not the correct option here | D — Playing audio: not the correct option here | ⚠️ Exam Trap: Read the exact question — the correct fact and its look-alike options are easy to interchange. | 💎 PNC Pearl: Server-side web development → PHP powers many dynamic websites</w:t>
       </w:r>
     </w:p>
     <w:p>
@@ -6424,7 +6424,7 @@
     </w:p>
     <w:p>
       <w:r>
-        <w:t>Solution: ReFS focuses on resilience and scale.</w:t>
+        <w:t>Solution: ✅ Correct Answer: A. High reliability and large volumes | 🧠 Explanation: ReFS focuses on resilience and scale. | ❌ Why Not Others? | B — Floppy disks: not the correct option here | C — CD-ROMs: not the correct option here | D — Printers: The parallel port connected older printers. | ⚠️ Exam Trap: Read the exact question — the correct fact and its look-alike options are easy to interchange. | 💎 PNC Pearl: High reliability and large volumes → ReFS focuses on resilience and scale</w:t>
       </w:r>
     </w:p>
     <w:p>
@@ -6469,7 +6469,7 @@
     </w:p>
     <w:p>
       <w:r>
-        <w:t>Solution: DLP monitors and blocks data exfiltration.</w:t>
+        <w:t>Solution: ✅ Correct Answer: A. Stop sensitive data from leaving the organisation | 🧠 Explanation: DLP monitors and blocks data exfiltration. | ❌ Why Not Others? | B — Prevent power loss: not the correct option here | C — Block spam: not the correct option here | D — Speed up the CPU: not the correct option here | ⚠️ Exam Trap: Read the exact question — the correct fact and its look-alike options are easy to interchange. | 💎 PNC Pearl: Stop sensitive data from leaving the organisation → DLP monitors and blocks data exfiltration</w:t>
       </w:r>
     </w:p>
     <w:p>
@@ -6514,7 +6514,7 @@
     </w:p>
     <w:p>
       <w:r>
-        <w:t>Solution: eSATA gives external SATA speeds for storage.</w:t>
+        <w:t>Solution: ✅ Correct Answer: A. Connect external hard drives | 🧠 Explanation: eSATA gives external SATA speeds for storage. | ❌ Why Not Others? | B — Play audio: not the correct option here | C — Display video: not the correct option here | D — Charge phones: not the correct option here | ⚠️ Exam Trap: Read the exact question — the correct fact and its look-alike options are easy to interchange. | 💎 PNC Pearl: Connect external hard drives → eSATA gives external SATA speeds for storage</w:t>
       </w:r>
     </w:p>
     <w:p>
@@ -6559,7 +6559,7 @@
     </w:p>
     <w:p>
       <w:r>
-        <w:t>Solution: Polymorphic viruses mutate signatures.</w:t>
+        <w:t>Solution: ✅ Correct Answer: A. Changes its code to evade detection | 🧠 Explanation: Polymorphic viruses mutate signatures. | ❌ Why Not Others? | B — Never changes: not the correct option here | C — Only prints: not the correct option here | D — Only plays audio: not the correct option here | ⚠️ Exam Trap: Read the exact question — the correct fact and its look-alike options are easy to interchange. | 💎 PNC Pearl: Changes its code to evade detection → Polymorphic viruses mutate signatures</w:t>
       </w:r>
     </w:p>
     <w:p>
@@ -6604,7 +6604,7 @@
     </w:p>
     <w:p>
       <w:r>
-        <w:t>Solution: A mutex provides mutual exclusion.</w:t>
+        <w:t>Solution: ✅ Correct Answer: A. Only one thread to enter a critical section | 🧠 Explanation: A mutex provides mutual exclusion. | ❌ Why Not Others? | B — Many threads at once: not the correct option here | C — No threads: not the correct option here | D — Only the kernel: not the correct option here | ⚠️ Exam Trap: Read the exact question — the correct fact and its look-alike options are easy to interchange. | 💎 PNC Pearl: Only one thread to enter a critical section → A mutex provides mutual exclusion</w:t>
       </w:r>
     </w:p>
     <w:p>
@@ -6649,7 +6649,7 @@
     </w:p>
     <w:p>
       <w:r>
-        <w:t>Solution: .py files contain Python source code.</w:t>
+        <w:t>Solution: ✅ Correct Answer: A. Python programs | 🧠 Explanation: .py files contain Python source code. | ❌ Why Not Others? | B — Photos: not the correct option here | C — Word docs: not the correct option here | D — Movies: not the correct option here | ⚠️ Exam Trap: Read the exact question — the correct fact and its look-alike options are easy to interchange. | 💎 PNC Pearl: Python programs → .py files contain Python source code</w:t>
       </w:r>
     </w:p>
     <w:p>
@@ -6694,7 +6694,7 @@
     </w:p>
     <w:p>
       <w:r>
-        <w:t>Solution: PrtSc copies the screen; Alt+PrtSc captures the active window.</w:t>
+        <w:t>Solution: ✅ Correct Answer: A. The screen image to the clipboard | 🧠 Explanation: PrtSc copies the screen; Alt+PrtSc captures the active window. | ❌ Why Not Others? | B — A photo of the user: not the correct option here | C — The document: Ctrl+Home goes to the document start; Ctrl+End to the end. | D — The password: 2FA combines something you know with something you have/are. | ⚠️ Exam Trap: Read the exact question — the correct fact and its look-alike options are easy to interchange. | 💎 PNC Pearl: The screen image to the clipboard → PrtSc copies the screen; Alt+PrtSc captures the active window</w:t>
       </w:r>
     </w:p>
     <w:p>
@@ -6739,7 +6739,7 @@
     </w:p>
     <w:p>
       <w:r>
-        <w:t>Solution: SSH encrypts remote shell sessions.</w:t>
+        <w:t>Solution: ✅ Correct Answer: A. Securely log into remote systems | 🧠 Explanation: SSH encrypts remote shell sessions. | ❌ Why Not Others? | B — Copy files locally: not the correct option here | C — Print documents: not the correct option here | D — Scan disks: not the correct option here | ⚠️ Exam Trap: Read the exact question — the correct fact and its look-alike options are easy to interchange. | 💎 PNC Pearl: Securely log into remote systems → SSH encrypts remote shell sessions</w:t>
       </w:r>
     </w:p>
     <w:p>
